--- a/downloads/Den Guide - Tiger.docx
+++ b/downloads/Den Guide - Tiger.docx
@@ -235,7 +235,11 @@
     </w:p>
     <w:p>
       <w:pPr>
-        <w:pStyle w:val="ListNumber"/>
+        <w:spacing w:after="20"/>
+        <w:numPr>
+          <w:ilvl w:val="0"/>
+          <w:numId w:val="10"/>
+        </w:numPr>
       </w:pPr>
       <w:r>
         <w:t>Before (10 min): Den Chief + adult leader set up. Lay out materials. Write tonight's plan on a board or paper so everyone can see it.</w:t>
@@ -243,7 +247,11 @@
     </w:p>
     <w:p>
       <w:pPr>
-        <w:pStyle w:val="ListNumber"/>
+        <w:spacing w:after="20"/>
+        <w:numPr>
+          <w:ilvl w:val="0"/>
+          <w:numId w:val="10"/>
+        </w:numPr>
       </w:pPr>
       <w:r>
         <w:t>Gathering (10 min): As Scouts arrive they jump straight into the gathering game so no one is standing around. The host adult/Den Chief runs it while the leader takes attendance and collects any dues.</w:t>
@@ -251,7 +259,11 @@
     </w:p>
     <w:p>
       <w:pPr>
-        <w:pStyle w:val="ListNumber"/>
+        <w:spacing w:after="20"/>
+        <w:numPr>
+          <w:ilvl w:val="0"/>
+          <w:numId w:val="10"/>
+        </w:numPr>
       </w:pPr>
       <w:r>
         <w:t>Opening (5 min): Everyone stands. Do the flag/opening ceremony: Pledge of Allegiance, Scout Oath, and Scout Law. Keep it crisp.</w:t>
@@ -259,7 +271,11 @@
     </w:p>
     <w:p>
       <w:pPr>
-        <w:pStyle w:val="ListNumber"/>
+        <w:spacing w:after="20"/>
+        <w:numPr>
+          <w:ilvl w:val="0"/>
+          <w:numId w:val="10"/>
+        </w:numPr>
       </w:pPr>
       <w:r>
         <w:t>Activities (25-30 min): The main event - the adventure activities for tonight. This is where the requirements get done.</w:t>
@@ -267,7 +283,11 @@
     </w:p>
     <w:p>
       <w:pPr>
-        <w:pStyle w:val="ListNumber"/>
+        <w:spacing w:after="20"/>
+        <w:numPr>
+          <w:ilvl w:val="0"/>
+          <w:numId w:val="10"/>
+        </w:numPr>
       </w:pPr>
       <w:r>
         <w:t>Closing (5 min): Leader gives reminders (next meeting date, what to bring). Den Chief leads a short closing thought and the Living Circle.</w:t>
@@ -275,7 +295,11 @@
     </w:p>
     <w:p>
       <w:pPr>
-        <w:pStyle w:val="ListNumber"/>
+        <w:spacing w:after="20"/>
+        <w:numPr>
+          <w:ilvl w:val="0"/>
+          <w:numId w:val="10"/>
+        </w:numPr>
       </w:pPr>
       <w:r>
         <w:t>After (5 min): Scouts help put the room back in order. Leader + Den Chief quickly preview next week.</w:t>
@@ -554,7 +578,11 @@
     </w:p>
     <w:p>
       <w:pPr>
-        <w:pStyle w:val="ListNumber"/>
+        <w:spacing w:after="20"/>
+        <w:numPr>
+          <w:ilvl w:val="0"/>
+          <w:numId w:val="11"/>
+        </w:numPr>
       </w:pPr>
       <w:r>
         <w:t>Stand in a circle. Toss a soft ball to someone and say their name.</w:t>
@@ -562,7 +590,11 @@
     </w:p>
     <w:p>
       <w:pPr>
-        <w:pStyle w:val="ListNumber"/>
+        <w:spacing w:after="20"/>
+        <w:numPr>
+          <w:ilvl w:val="0"/>
+          <w:numId w:val="11"/>
+        </w:numPr>
       </w:pPr>
       <w:r>
         <w:t>On the second round, say your name and one favorite animal, game, or snack.</w:t>
@@ -570,7 +602,11 @@
     </w:p>
     <w:p>
       <w:pPr>
-        <w:pStyle w:val="ListNumber"/>
+        <w:spacing w:after="20"/>
+        <w:numPr>
+          <w:ilvl w:val="0"/>
+          <w:numId w:val="11"/>
+        </w:numPr>
       </w:pPr>
       <w:r>
         <w:t>Adult partners join in so everyone learns family names too.</w:t>
@@ -589,7 +625,11 @@
     </w:p>
     <w:p>
       <w:pPr>
-        <w:pStyle w:val="ListNumber"/>
+        <w:spacing w:after="20"/>
+        <w:numPr>
+          <w:ilvl w:val="0"/>
+          <w:numId w:val="12"/>
+        </w:numPr>
       </w:pPr>
       <w:r>
         <w:t>Form up in a horseshoe or circle. Ask a Scout to lead the Pledge of Allegiance to the flag.</w:t>
@@ -597,7 +637,11 @@
     </w:p>
     <w:p>
       <w:pPr>
-        <w:pStyle w:val="ListNumber"/>
+        <w:spacing w:after="20"/>
+        <w:numPr>
+          <w:ilvl w:val="0"/>
+          <w:numId w:val="12"/>
+        </w:numPr>
       </w:pPr>
       <w:r>
         <w:t>Everyone gives the Cub Scout sign and recites the Scout Oath together.</w:t>
@@ -605,7 +649,11 @@
     </w:p>
     <w:p>
       <w:pPr>
-        <w:pStyle w:val="ListNumber"/>
+        <w:spacing w:after="20"/>
+        <w:numPr>
+          <w:ilvl w:val="0"/>
+          <w:numId w:val="12"/>
+        </w:numPr>
       </w:pPr>
       <w:r>
         <w:t>Recite the Scout Law together. Younger dens may say it line-by-line after the Den Chief.</w:t>
@@ -624,7 +672,11 @@
     </w:p>
     <w:p>
       <w:pPr>
-        <w:pStyle w:val="ListNumber"/>
+        <w:spacing w:after="20"/>
+        <w:numPr>
+          <w:ilvl w:val="0"/>
+          <w:numId w:val="13"/>
+        </w:numPr>
       </w:pPr>
       <w:r>
         <w:t>Each Tiger writes or decorates their name on a stripe for a big den poster.</w:t>
@@ -632,7 +684,11 @@
     </w:p>
     <w:p>
       <w:pPr>
-        <w:pStyle w:val="ListNumber"/>
+        <w:spacing w:after="20"/>
+        <w:numPr>
+          <w:ilvl w:val="0"/>
+          <w:numId w:val="13"/>
+        </w:numPr>
       </w:pPr>
       <w:r>
         <w:t>Adult partners add their names too because Tigers and partners work together.</w:t>
@@ -640,7 +696,11 @@
     </w:p>
     <w:p>
       <w:pPr>
-        <w:pStyle w:val="ListNumber"/>
+        <w:spacing w:after="20"/>
+        <w:numPr>
+          <w:ilvl w:val="0"/>
+          <w:numId w:val="13"/>
+        </w:numPr>
       </w:pPr>
       <w:r>
         <w:t>Hang the poster at future meetings to make the den feel like a team.</w:t>
@@ -671,7 +731,11 @@
     </w:p>
     <w:p>
       <w:pPr>
-        <w:pStyle w:val="ListNumber"/>
+        <w:spacing w:after="20"/>
+        <w:numPr>
+          <w:ilvl w:val="0"/>
+          <w:numId w:val="14"/>
+        </w:numPr>
       </w:pPr>
       <w:r>
         <w:t>Den Chief says the Scout Oath in short phrases; Tigers and adult partners echo it back.</w:t>
@@ -679,7 +743,11 @@
     </w:p>
     <w:p>
       <w:pPr>
-        <w:pStyle w:val="ListNumber"/>
+        <w:spacing w:after="20"/>
+        <w:numPr>
+          <w:ilvl w:val="0"/>
+          <w:numId w:val="14"/>
+        </w:numPr>
       </w:pPr>
       <w:r>
         <w:t>Leader reads the Scout Law and picks TRUSTWORTHY, HELPFUL, and FRIENDLY.</w:t>
@@ -687,7 +755,11 @@
     </w:p>
     <w:p>
       <w:pPr>
-        <w:pStyle w:val="ListNumber"/>
+        <w:spacing w:after="20"/>
+        <w:numPr>
+          <w:ilvl w:val="0"/>
+          <w:numId w:val="14"/>
+        </w:numPr>
       </w:pPr>
       <w:r>
         <w:t>Act out quick scenes: tell the truth, carry chairs, invite someone to play. Tigers name which word they showed.</w:t>
@@ -718,7 +790,11 @@
     </w:p>
     <w:p>
       <w:pPr>
-        <w:pStyle w:val="ListNumber"/>
+        <w:spacing w:after="20"/>
+        <w:numPr>
+          <w:ilvl w:val="0"/>
+          <w:numId w:val="15"/>
+        </w:numPr>
       </w:pPr>
       <w:r>
         <w:t>Form a circle. Everyone puts their left hand toward the center, little fingers linked to the next Scout.</w:t>
@@ -726,7 +802,11 @@
     </w:p>
     <w:p>
       <w:pPr>
-        <w:pStyle w:val="ListNumber"/>
+        <w:spacing w:after="20"/>
+        <w:numPr>
+          <w:ilvl w:val="0"/>
+          <w:numId w:val="15"/>
+        </w:numPr>
       </w:pPr>
       <w:r>
         <w:t>Den Chief shares a 1-sentence thought tied to tonight (e.g., 'Tonight we practiced being Helpful.').</w:t>
@@ -734,7 +814,11 @@
     </w:p>
     <w:p>
       <w:pPr>
-        <w:pStyle w:val="ListNumber"/>
+        <w:spacing w:after="20"/>
+        <w:numPr>
+          <w:ilvl w:val="0"/>
+          <w:numId w:val="15"/>
+        </w:numPr>
       </w:pPr>
       <w:r>
         <w:t>On the Den Chief's signal, everyone raises the circle and gives a quiet 'Do Your Best!' Dismiss.</w:t>
@@ -864,7 +948,11 @@
     </w:p>
     <w:p>
       <w:pPr>
-        <w:pStyle w:val="ListNumber"/>
+        <w:spacing w:after="20"/>
+        <w:numPr>
+          <w:ilvl w:val="0"/>
+          <w:numId w:val="16"/>
+        </w:numPr>
       </w:pPr>
       <w:r>
         <w:t>Tigers move around the room. When the Den Chief raises the Cub Scout sign, everyone freezes and gets quiet.</w:t>
@@ -872,7 +960,11 @@
     </w:p>
     <w:p>
       <w:pPr>
-        <w:pStyle w:val="ListNumber"/>
+        <w:spacing w:after="20"/>
+        <w:numPr>
+          <w:ilvl w:val="0"/>
+          <w:numId w:val="16"/>
+        </w:numPr>
       </w:pPr>
       <w:r>
         <w:t>Repeat several times, then let a Tiger try leading it.</w:t>
@@ -891,7 +983,11 @@
     </w:p>
     <w:p>
       <w:pPr>
-        <w:pStyle w:val="ListNumber"/>
+        <w:spacing w:after="20"/>
+        <w:numPr>
+          <w:ilvl w:val="0"/>
+          <w:numId w:val="17"/>
+        </w:numPr>
       </w:pPr>
       <w:r>
         <w:t>Form up in a horseshoe or circle. Ask a Scout to lead the Pledge of Allegiance to the flag.</w:t>
@@ -899,7 +995,11 @@
     </w:p>
     <w:p>
       <w:pPr>
-        <w:pStyle w:val="ListNumber"/>
+        <w:spacing w:after="20"/>
+        <w:numPr>
+          <w:ilvl w:val="0"/>
+          <w:numId w:val="17"/>
+        </w:numPr>
       </w:pPr>
       <w:r>
         <w:t>Everyone gives the Cub Scout sign and recites the Scout Oath together.</w:t>
@@ -907,7 +1007,11 @@
     </w:p>
     <w:p>
       <w:pPr>
-        <w:pStyle w:val="ListNumber"/>
+        <w:spacing w:after="20"/>
+        <w:numPr>
+          <w:ilvl w:val="0"/>
+          <w:numId w:val="17"/>
+        </w:numPr>
       </w:pPr>
       <w:r>
         <w:t>Recite the Scout Law together. Younger dens may say it line-by-line after the Den Chief.</w:t>
@@ -926,7 +1030,11 @@
     </w:p>
     <w:p>
       <w:pPr>
-        <w:pStyle w:val="ListNumber"/>
+        <w:spacing w:after="20"/>
+        <w:numPr>
+          <w:ilvl w:val="0"/>
+          <w:numId w:val="18"/>
+        </w:numPr>
       </w:pPr>
       <w:r>
         <w:t>Station 1: Cub Scout sign - two fingers up when saying Oath/Law or when leaders need quiet.</w:t>
@@ -934,7 +1042,11 @@
     </w:p>
     <w:p>
       <w:pPr>
-        <w:pStyle w:val="ListNumber"/>
+        <w:spacing w:after="20"/>
+        <w:numPr>
+          <w:ilvl w:val="0"/>
+          <w:numId w:val="18"/>
+        </w:numPr>
       </w:pPr>
       <w:r>
         <w:t>Station 2: Cub Scout salute - use it when in uniform and saluting the flag.</w:t>
@@ -942,7 +1054,11 @@
     </w:p>
     <w:p>
       <w:pPr>
-        <w:pStyle w:val="ListNumber"/>
+        <w:spacing w:after="20"/>
+        <w:numPr>
+          <w:ilvl w:val="0"/>
+          <w:numId w:val="18"/>
+        </w:numPr>
       </w:pPr>
       <w:r>
         <w:t>Station 3: Cub Scout handshake - two fingers along the inside of the other Scout's wrist.</w:t>
@@ -950,7 +1066,11 @@
     </w:p>
     <w:p>
       <w:pPr>
-        <w:pStyle w:val="ListNumber"/>
+        <w:spacing w:after="20"/>
+        <w:numPr>
+          <w:ilvl w:val="0"/>
+          <w:numId w:val="18"/>
+        </w:numPr>
       </w:pPr>
       <w:r>
         <w:t>Tigers rotate with adult partners and demonstrate each one.</w:t>
@@ -981,7 +1101,11 @@
     </w:p>
     <w:p>
       <w:pPr>
-        <w:pStyle w:val="ListNumber"/>
+        <w:spacing w:after="20"/>
+        <w:numPr>
+          <w:ilvl w:val="0"/>
+          <w:numId w:val="19"/>
+        </w:numPr>
       </w:pPr>
       <w:r>
         <w:t>Teach the Cub Scout motto: 'Do Your Best.' Say it together with the Cub Scout sign up.</w:t>
@@ -989,7 +1113,11 @@
     </w:p>
     <w:p>
       <w:pPr>
-        <w:pStyle w:val="ListNumber"/>
+        <w:spacing w:after="20"/>
+        <w:numPr>
+          <w:ilvl w:val="0"/>
+          <w:numId w:val="19"/>
+        </w:numPr>
       </w:pPr>
       <w:r>
         <w:t>Den Chief shares a short example of trying hard at school, sports, music, or helping at home.</w:t>
@@ -997,7 +1125,11 @@
     </w:p>
     <w:p>
       <w:pPr>
-        <w:pStyle w:val="ListNumber"/>
+        <w:spacing w:after="20"/>
+        <w:numPr>
+          <w:ilvl w:val="0"/>
+          <w:numId w:val="19"/>
+        </w:numPr>
       </w:pPr>
       <w:r>
         <w:t>Each Tiger shares one time they did their best; adult partners may help prompt.</w:t>
@@ -1016,7 +1148,11 @@
     </w:p>
     <w:p>
       <w:pPr>
-        <w:pStyle w:val="ListNumber"/>
+        <w:spacing w:after="20"/>
+        <w:numPr>
+          <w:ilvl w:val="0"/>
+          <w:numId w:val="20"/>
+        </w:numPr>
       </w:pPr>
       <w:r>
         <w:t>Form a circle. Everyone puts their left hand toward the center, little fingers linked to the next Scout.</w:t>
@@ -1024,7 +1160,11 @@
     </w:p>
     <w:p>
       <w:pPr>
-        <w:pStyle w:val="ListNumber"/>
+        <w:spacing w:after="20"/>
+        <w:numPr>
+          <w:ilvl w:val="0"/>
+          <w:numId w:val="20"/>
+        </w:numPr>
       </w:pPr>
       <w:r>
         <w:t>Den Chief shares a 1-sentence thought tied to tonight (e.g., 'Tonight we practiced being Helpful.').</w:t>
@@ -1032,7 +1172,11 @@
     </w:p>
     <w:p>
       <w:pPr>
-        <w:pStyle w:val="ListNumber"/>
+        <w:spacing w:after="20"/>
+        <w:numPr>
+          <w:ilvl w:val="0"/>
+          <w:numId w:val="20"/>
+        </w:numPr>
       </w:pPr>
       <w:r>
         <w:t>On the Den Chief's signal, everyone raises the circle and gives a quiet 'Do Your Best!' Dismiss.</w:t>
@@ -1273,7 +1417,11 @@
     </w:p>
     <w:p>
       <w:pPr>
-        <w:pStyle w:val="ListNumber"/>
+        <w:spacing w:after="20"/>
+        <w:numPr>
+          <w:ilvl w:val="0"/>
+          <w:numId w:val="21"/>
+        </w:numPr>
       </w:pPr>
       <w:r>
         <w:t>Put real Six Essentials and silly distractor items in a pile.</w:t>
@@ -1281,7 +1429,11 @@
     </w:p>
     <w:p>
       <w:pPr>
-        <w:pStyle w:val="ListNumber"/>
+        <w:spacing w:after="20"/>
+        <w:numPr>
+          <w:ilvl w:val="0"/>
+          <w:numId w:val="21"/>
+        </w:numPr>
       </w:pPr>
       <w:r>
         <w:t>Teams relay to pack only the Six Essentials in a backpack.</w:t>
@@ -1289,7 +1441,11 @@
     </w:p>
     <w:p>
       <w:pPr>
-        <w:pStyle w:val="ListNumber"/>
+        <w:spacing w:after="20"/>
+        <w:numPr>
+          <w:ilvl w:val="0"/>
+          <w:numId w:val="21"/>
+        </w:numPr>
       </w:pPr>
       <w:r>
         <w:t>Review what each item is used for.</w:t>
@@ -1308,7 +1464,11 @@
     </w:p>
     <w:p>
       <w:pPr>
-        <w:pStyle w:val="ListNumber"/>
+        <w:spacing w:after="20"/>
+        <w:numPr>
+          <w:ilvl w:val="0"/>
+          <w:numId w:val="22"/>
+        </w:numPr>
       </w:pPr>
       <w:r>
         <w:t>Form up in a horseshoe or circle. Ask a Scout to lead the Pledge of Allegiance to the flag.</w:t>
@@ -1316,7 +1476,11 @@
     </w:p>
     <w:p>
       <w:pPr>
-        <w:pStyle w:val="ListNumber"/>
+        <w:spacing w:after="20"/>
+        <w:numPr>
+          <w:ilvl w:val="0"/>
+          <w:numId w:val="22"/>
+        </w:numPr>
       </w:pPr>
       <w:r>
         <w:t>Everyone gives the Cub Scout sign and recites the Scout Oath together.</w:t>
@@ -1324,7 +1488,11 @@
     </w:p>
     <w:p>
       <w:pPr>
-        <w:pStyle w:val="ListNumber"/>
+        <w:spacing w:after="20"/>
+        <w:numPr>
+          <w:ilvl w:val="0"/>
+          <w:numId w:val="22"/>
+        </w:numPr>
       </w:pPr>
       <w:r>
         <w:t>Recite the Scout Law together. Younger dens may say it line-by-line after the Den Chief.</w:t>
@@ -1343,7 +1511,11 @@
     </w:p>
     <w:p>
       <w:pPr>
-        <w:pStyle w:val="ListNumber"/>
+        <w:spacing w:after="20"/>
+        <w:numPr>
+          <w:ilvl w:val="0"/>
+          <w:numId w:val="23"/>
+        </w:numPr>
       </w:pPr>
       <w:r>
         <w:t>Hold up each essential and ask, 'When would we use this?'</w:t>
@@ -1351,7 +1523,11 @@
     </w:p>
     <w:p>
       <w:pPr>
-        <w:pStyle w:val="ListNumber"/>
+        <w:spacing w:after="20"/>
+        <w:numPr>
+          <w:ilvl w:val="0"/>
+          <w:numId w:val="23"/>
+        </w:numPr>
       </w:pPr>
       <w:r>
         <w:t>Each Tiger chooses one item and demonstrates safe use with their adult partner.</w:t>
@@ -1359,7 +1535,11 @@
     </w:p>
     <w:p>
       <w:pPr>
-        <w:pStyle w:val="ListNumber"/>
+        <w:spacing w:after="20"/>
+        <w:numPr>
+          <w:ilvl w:val="0"/>
+          <w:numId w:val="23"/>
+        </w:numPr>
       </w:pPr>
       <w:r>
         <w:t>Practice the whistle rule: three blasts means 'I need help.'</w:t>
@@ -1390,7 +1570,11 @@
     </w:p>
     <w:p>
       <w:pPr>
-        <w:pStyle w:val="ListNumber"/>
+        <w:spacing w:after="20"/>
+        <w:numPr>
+          <w:ilvl w:val="0"/>
+          <w:numId w:val="24"/>
+        </w:numPr>
       </w:pPr>
       <w:r>
         <w:t>Teach the big idea: be clean, careful, considerate, and conservation-minded outdoors.</w:t>
@@ -1398,7 +1582,11 @@
     </w:p>
     <w:p>
       <w:pPr>
-        <w:pStyle w:val="ListNumber"/>
+        <w:spacing w:after="20"/>
+        <w:numPr>
+          <w:ilvl w:val="0"/>
+          <w:numId w:val="24"/>
+        </w:numPr>
       </w:pPr>
       <w:r>
         <w:t>Make a simple motion for each word and repeat it together.</w:t>
@@ -1406,7 +1594,11 @@
     </w:p>
     <w:p>
       <w:pPr>
-        <w:pStyle w:val="ListNumber"/>
+        <w:spacing w:after="20"/>
+        <w:numPr>
+          <w:ilvl w:val="0"/>
+          <w:numId w:val="24"/>
+        </w:numPr>
       </w:pPr>
       <w:r>
         <w:t>Ask how each one helps on next meeting's walk.</w:t>
@@ -1437,7 +1629,11 @@
     </w:p>
     <w:p>
       <w:pPr>
-        <w:pStyle w:val="ListNumber"/>
+        <w:spacing w:after="20"/>
+        <w:numPr>
+          <w:ilvl w:val="0"/>
+          <w:numId w:val="25"/>
+        </w:numPr>
       </w:pPr>
       <w:r>
         <w:t>Name animals common nearby: squirrel, deer, hawk, dog, cat, rabbit, goose.</w:t>
@@ -1445,7 +1641,11 @@
     </w:p>
     <w:p>
       <w:pPr>
-        <w:pStyle w:val="ListNumber"/>
+        <w:spacing w:after="20"/>
+        <w:numPr>
+          <w:ilvl w:val="0"/>
+          <w:numId w:val="25"/>
+        </w:numPr>
       </w:pPr>
       <w:r>
         <w:t>Sort them as wild or domesticated.</w:t>
@@ -1453,7 +1653,11 @@
     </w:p>
     <w:p>
       <w:pPr>
-        <w:pStyle w:val="ListNumber"/>
+        <w:spacing w:after="20"/>
+        <w:numPr>
+          <w:ilvl w:val="0"/>
+          <w:numId w:val="25"/>
+        </w:numPr>
       </w:pPr>
       <w:r>
         <w:t>Each Tiger draws a favorite animal and labels it wild or domesticated.</w:t>
@@ -1484,7 +1688,11 @@
     </w:p>
     <w:p>
       <w:pPr>
-        <w:pStyle w:val="ListNumber"/>
+        <w:spacing w:after="20"/>
+        <w:numPr>
+          <w:ilvl w:val="0"/>
+          <w:numId w:val="26"/>
+        </w:numPr>
       </w:pPr>
       <w:r>
         <w:t>Form a circle. Everyone puts their left hand toward the center, little fingers linked to the next Scout.</w:t>
@@ -1492,7 +1700,11 @@
     </w:p>
     <w:p>
       <w:pPr>
-        <w:pStyle w:val="ListNumber"/>
+        <w:spacing w:after="20"/>
+        <w:numPr>
+          <w:ilvl w:val="0"/>
+          <w:numId w:val="26"/>
+        </w:numPr>
       </w:pPr>
       <w:r>
         <w:t>Den Chief shares a 1-sentence thought tied to tonight (e.g., 'Tonight we practiced being Helpful.').</w:t>
@@ -1500,7 +1712,11 @@
     </w:p>
     <w:p>
       <w:pPr>
-        <w:pStyle w:val="ListNumber"/>
+        <w:spacing w:after="20"/>
+        <w:numPr>
+          <w:ilvl w:val="0"/>
+          <w:numId w:val="26"/>
+        </w:numPr>
       </w:pPr>
       <w:r>
         <w:t>On the Den Chief's signal, everyone raises the circle and gives a quiet 'Do Your Best!' Dismiss.</w:t>
@@ -1622,7 +1838,11 @@
     </w:p>
     <w:p>
       <w:pPr>
-        <w:pStyle w:val="ListNumber"/>
+        <w:spacing w:after="20"/>
+        <w:numPr>
+          <w:ilvl w:val="0"/>
+          <w:numId w:val="27"/>
+        </w:numPr>
       </w:pPr>
       <w:r>
         <w:t>Each Tiger stands with their adult partner and checks for water, snack, sun protection, and whistle.</w:t>
@@ -1630,7 +1850,11 @@
     </w:p>
     <w:p>
       <w:pPr>
-        <w:pStyle w:val="ListNumber"/>
+        <w:spacing w:after="20"/>
+        <w:numPr>
+          <w:ilvl w:val="0"/>
+          <w:numId w:val="27"/>
+        </w:numPr>
       </w:pPr>
       <w:r>
         <w:t>Practice 'buddy check' - Tigers point to their partner fast.</w:t>
@@ -1649,7 +1873,11 @@
     </w:p>
     <w:p>
       <w:pPr>
-        <w:pStyle w:val="ListNumber"/>
+        <w:spacing w:after="20"/>
+        <w:numPr>
+          <w:ilvl w:val="0"/>
+          <w:numId w:val="28"/>
+        </w:numPr>
       </w:pPr>
       <w:r>
         <w:t>Form up in a horseshoe or circle. Ask a Scout to lead the Pledge of Allegiance to the flag.</w:t>
@@ -1657,7 +1885,11 @@
     </w:p>
     <w:p>
       <w:pPr>
-        <w:pStyle w:val="ListNumber"/>
+        <w:spacing w:after="20"/>
+        <w:numPr>
+          <w:ilvl w:val="0"/>
+          <w:numId w:val="28"/>
+        </w:numPr>
       </w:pPr>
       <w:r>
         <w:t>Everyone gives the Cub Scout sign and recites the Scout Oath together.</w:t>
@@ -1665,7 +1897,11 @@
     </w:p>
     <w:p>
       <w:pPr>
-        <w:pStyle w:val="ListNumber"/>
+        <w:spacing w:after="20"/>
+        <w:numPr>
+          <w:ilvl w:val="0"/>
+          <w:numId w:val="28"/>
+        </w:numPr>
       </w:pPr>
       <w:r>
         <w:t>Recite the Scout Law together. Younger dens may say it line-by-line after the Den Chief.</w:t>
@@ -1684,7 +1920,11 @@
     </w:p>
     <w:p>
       <w:pPr>
-        <w:pStyle w:val="ListNumber"/>
+        <w:spacing w:after="20"/>
+        <w:numPr>
+          <w:ilvl w:val="0"/>
+          <w:numId w:val="29"/>
+        </w:numPr>
       </w:pPr>
       <w:r>
         <w:t>Walk a safe loop for about 20 minutes with adult partners and Six Essentials.</w:t>
@@ -1692,7 +1932,11 @@
     </w:p>
     <w:p>
       <w:pPr>
-        <w:pStyle w:val="ListNumber"/>
+        <w:spacing w:after="20"/>
+        <w:numPr>
+          <w:ilvl w:val="0"/>
+          <w:numId w:val="29"/>
+        </w:numPr>
       </w:pPr>
       <w:r>
         <w:t>Stop several times; Den Chief points to an object and Tigers call 'natural' or 'manmade.'</w:t>
@@ -1700,7 +1944,11 @@
     </w:p>
     <w:p>
       <w:pPr>
-        <w:pStyle w:val="ListNumber"/>
+        <w:spacing w:after="20"/>
+        <w:numPr>
+          <w:ilvl w:val="0"/>
+          <w:numId w:val="29"/>
+        </w:numPr>
       </w:pPr>
       <w:r>
         <w:t>Follow Outdoor Code: stay together, leave things where they are, and use quiet nature voices.</w:t>
@@ -1731,7 +1979,11 @@
     </w:p>
     <w:p>
       <w:pPr>
-        <w:pStyle w:val="ListNumber"/>
+        <w:spacing w:after="20"/>
+        <w:numPr>
+          <w:ilvl w:val="0"/>
+          <w:numId w:val="30"/>
+        </w:numPr>
       </w:pPr>
       <w:r>
         <w:t>Find one tree on the route and gather around it safely.</w:t>
@@ -1739,7 +1991,11 @@
     </w:p>
     <w:p>
       <w:pPr>
-        <w:pStyle w:val="ListNumber"/>
+        <w:spacing w:after="20"/>
+        <w:numPr>
+          <w:ilvl w:val="0"/>
+          <w:numId w:val="30"/>
+        </w:numPr>
       </w:pPr>
       <w:r>
         <w:t>Ask: How does this tree help animals, people, and the air?</w:t>
@@ -1747,7 +2003,11 @@
     </w:p>
     <w:p>
       <w:pPr>
-        <w:pStyle w:val="ListNumber"/>
+        <w:spacing w:after="20"/>
+        <w:numPr>
+          <w:ilvl w:val="0"/>
+          <w:numId w:val="30"/>
+        </w:numPr>
       </w:pPr>
       <w:r>
         <w:t>Each Tiger says one helpful thing before walking back.</w:t>
@@ -1778,7 +2038,11 @@
     </w:p>
     <w:p>
       <w:pPr>
-        <w:pStyle w:val="ListNumber"/>
+        <w:spacing w:after="20"/>
+        <w:numPr>
+          <w:ilvl w:val="0"/>
+          <w:numId w:val="31"/>
+        </w:numPr>
       </w:pPr>
       <w:r>
         <w:t>Form a circle. Everyone puts their left hand toward the center, little fingers linked to the next Scout.</w:t>
@@ -1786,7 +2050,11 @@
     </w:p>
     <w:p>
       <w:pPr>
-        <w:pStyle w:val="ListNumber"/>
+        <w:spacing w:after="20"/>
+        <w:numPr>
+          <w:ilvl w:val="0"/>
+          <w:numId w:val="31"/>
+        </w:numPr>
       </w:pPr>
       <w:r>
         <w:t>Den Chief shares a 1-sentence thought tied to tonight (e.g., 'Tonight we practiced being Helpful.').</w:t>
@@ -1794,7 +2062,11 @@
     </w:p>
     <w:p>
       <w:pPr>
-        <w:pStyle w:val="ListNumber"/>
+        <w:spacing w:after="20"/>
+        <w:numPr>
+          <w:ilvl w:val="0"/>
+          <w:numId w:val="31"/>
+        </w:numPr>
       </w:pPr>
       <w:r>
         <w:t>On the Den Chief's signal, everyone raises the circle and gives a quiet 'Do Your Best!' Dismiss.</w:t>
@@ -2011,7 +2283,11 @@
     </w:p>
     <w:p>
       <w:pPr>
-        <w:pStyle w:val="ListNumber"/>
+        <w:spacing w:after="20"/>
+        <w:numPr>
+          <w:ilvl w:val="0"/>
+          <w:numId w:val="32"/>
+        </w:numPr>
       </w:pPr>
       <w:r>
         <w:t>Label five areas: Fruits, Vegetables, Grains, Protein, Dairy.</w:t>
@@ -2019,7 +2295,11 @@
     </w:p>
     <w:p>
       <w:pPr>
-        <w:pStyle w:val="ListNumber"/>
+        <w:spacing w:after="20"/>
+        <w:numPr>
+          <w:ilvl w:val="0"/>
+          <w:numId w:val="32"/>
+        </w:numPr>
       </w:pPr>
       <w:r>
         <w:t>Den Chief calls a food; Tigers move to the matching area.</w:t>
@@ -2038,7 +2318,11 @@
     </w:p>
     <w:p>
       <w:pPr>
-        <w:pStyle w:val="ListNumber"/>
+        <w:spacing w:after="20"/>
+        <w:numPr>
+          <w:ilvl w:val="0"/>
+          <w:numId w:val="33"/>
+        </w:numPr>
       </w:pPr>
       <w:r>
         <w:t>Form up in a horseshoe or circle. Ask a Scout to lead the Pledge of Allegiance to the flag.</w:t>
@@ -2046,7 +2330,11 @@
     </w:p>
     <w:p>
       <w:pPr>
-        <w:pStyle w:val="ListNumber"/>
+        <w:spacing w:after="20"/>
+        <w:numPr>
+          <w:ilvl w:val="0"/>
+          <w:numId w:val="33"/>
+        </w:numPr>
       </w:pPr>
       <w:r>
         <w:t>Everyone gives the Cub Scout sign and recites the Scout Oath together.</w:t>
@@ -2054,7 +2342,11 @@
     </w:p>
     <w:p>
       <w:pPr>
-        <w:pStyle w:val="ListNumber"/>
+        <w:spacing w:after="20"/>
+        <w:numPr>
+          <w:ilvl w:val="0"/>
+          <w:numId w:val="33"/>
+        </w:numPr>
       </w:pPr>
       <w:r>
         <w:t>Recite the Scout Law together. Younger dens may say it line-by-line after the Den Chief.</w:t>
@@ -2073,7 +2365,11 @@
     </w:p>
     <w:p>
       <w:pPr>
-        <w:pStyle w:val="ListNumber"/>
+        <w:spacing w:after="20"/>
+        <w:numPr>
+          <w:ilvl w:val="0"/>
+          <w:numId w:val="34"/>
+        </w:numPr>
       </w:pPr>
       <w:r>
         <w:t>Give each Tiger a paper plate and food pictures.</w:t>
@@ -2081,7 +2377,11 @@
     </w:p>
     <w:p>
       <w:pPr>
-        <w:pStyle w:val="ListNumber"/>
+        <w:spacing w:after="20"/>
+        <w:numPr>
+          <w:ilvl w:val="0"/>
+          <w:numId w:val="34"/>
+        </w:numPr>
       </w:pPr>
       <w:r>
         <w:t>Tigers place foods into the five groups and build a balanced plate.</w:t>
@@ -2089,7 +2389,11 @@
     </w:p>
     <w:p>
       <w:pPr>
-        <w:pStyle w:val="ListNumber"/>
+        <w:spacing w:after="20"/>
+        <w:numPr>
+          <w:ilvl w:val="0"/>
+          <w:numId w:val="34"/>
+        </w:numPr>
       </w:pPr>
       <w:r>
         <w:t>Each Tiger names one food from each group.</w:t>
@@ -2120,7 +2424,11 @@
     </w:p>
     <w:p>
       <w:pPr>
-        <w:pStyle w:val="ListNumber"/>
+        <w:spacing w:after="20"/>
+        <w:numPr>
+          <w:ilvl w:val="0"/>
+          <w:numId w:val="35"/>
+        </w:numPr>
       </w:pPr>
       <w:r>
         <w:t>Put a small amount of washable glitter or cinnamon lotion on hands as 'germs.'</w:t>
@@ -2128,7 +2436,11 @@
     </w:p>
     <w:p>
       <w:pPr>
-        <w:pStyle w:val="ListNumber"/>
+        <w:spacing w:after="20"/>
+        <w:numPr>
+          <w:ilvl w:val="0"/>
+          <w:numId w:val="35"/>
+        </w:numPr>
       </w:pPr>
       <w:r>
         <w:t>Practice washing with soap while singing Happy Birthday twice.</w:t>
@@ -2136,7 +2448,11 @@
     </w:p>
     <w:p>
       <w:pPr>
-        <w:pStyle w:val="ListNumber"/>
+        <w:spacing w:after="20"/>
+        <w:numPr>
+          <w:ilvl w:val="0"/>
+          <w:numId w:val="35"/>
+        </w:numPr>
       </w:pPr>
       <w:r>
         <w:t>Name when to wash: before eating, after bathroom, after sneezing/coughing, after playing outside.</w:t>
@@ -2167,7 +2483,11 @@
     </w:p>
     <w:p>
       <w:pPr>
-        <w:pStyle w:val="ListNumber"/>
+        <w:spacing w:after="20"/>
+        <w:numPr>
+          <w:ilvl w:val="0"/>
+          <w:numId w:val="36"/>
+        </w:numPr>
       </w:pPr>
       <w:r>
         <w:t>Form a circle. Everyone puts their left hand toward the center, little fingers linked to the next Scout.</w:t>
@@ -2175,7 +2495,11 @@
     </w:p>
     <w:p>
       <w:pPr>
-        <w:pStyle w:val="ListNumber"/>
+        <w:spacing w:after="20"/>
+        <w:numPr>
+          <w:ilvl w:val="0"/>
+          <w:numId w:val="36"/>
+        </w:numPr>
       </w:pPr>
       <w:r>
         <w:t>Den Chief shares a 1-sentence thought tied to tonight (e.g., 'Tonight we practiced being Helpful.').</w:t>
@@ -2183,7 +2507,11 @@
     </w:p>
     <w:p>
       <w:pPr>
-        <w:pStyle w:val="ListNumber"/>
+        <w:spacing w:after="20"/>
+        <w:numPr>
+          <w:ilvl w:val="0"/>
+          <w:numId w:val="36"/>
+        </w:numPr>
       </w:pPr>
       <w:r>
         <w:t>On the Den Chief's signal, everyone raises the circle and gives a quiet 'Do Your Best!' Dismiss.</w:t>
@@ -2305,7 +2633,11 @@
     </w:p>
     <w:p>
       <w:pPr>
-        <w:pStyle w:val="ListNumber"/>
+        <w:spacing w:after="20"/>
+        <w:numPr>
+          <w:ilvl w:val="0"/>
+          <w:numId w:val="37"/>
+        </w:numPr>
       </w:pPr>
       <w:r>
         <w:t>Den Chief calls an animal; Tigers move like it: crab, bunny, bear, frog, cheetah.</w:t>
@@ -2313,7 +2645,11 @@
     </w:p>
     <w:p>
       <w:pPr>
-        <w:pStyle w:val="ListNumber"/>
+        <w:spacing w:after="20"/>
+        <w:numPr>
+          <w:ilvl w:val="0"/>
+          <w:numId w:val="37"/>
+        </w:numPr>
       </w:pPr>
       <w:r>
         <w:t>Keep it moving until opening starts.</w:t>
@@ -2332,7 +2668,11 @@
     </w:p>
     <w:p>
       <w:pPr>
-        <w:pStyle w:val="ListNumber"/>
+        <w:spacing w:after="20"/>
+        <w:numPr>
+          <w:ilvl w:val="0"/>
+          <w:numId w:val="38"/>
+        </w:numPr>
       </w:pPr>
       <w:r>
         <w:t>Form up in a horseshoe or circle. Ask a Scout to lead the Pledge of Allegiance to the flag.</w:t>
@@ -2340,7 +2680,11 @@
     </w:p>
     <w:p>
       <w:pPr>
-        <w:pStyle w:val="ListNumber"/>
+        <w:spacing w:after="20"/>
+        <w:numPr>
+          <w:ilvl w:val="0"/>
+          <w:numId w:val="38"/>
+        </w:numPr>
       </w:pPr>
       <w:r>
         <w:t>Everyone gives the Cub Scout sign and recites the Scout Oath together.</w:t>
@@ -2348,7 +2692,11 @@
     </w:p>
     <w:p>
       <w:pPr>
-        <w:pStyle w:val="ListNumber"/>
+        <w:spacing w:after="20"/>
+        <w:numPr>
+          <w:ilvl w:val="0"/>
+          <w:numId w:val="38"/>
+        </w:numPr>
       </w:pPr>
       <w:r>
         <w:t>Recite the Scout Law together. Younger dens may say it line-by-line after the Den Chief.</w:t>
@@ -2367,7 +2715,11 @@
     </w:p>
     <w:p>
       <w:pPr>
-        <w:pStyle w:val="ListNumber"/>
+        <w:spacing w:after="20"/>
+        <w:numPr>
+          <w:ilvl w:val="0"/>
+          <w:numId w:val="39"/>
+        </w:numPr>
       </w:pPr>
       <w:r>
         <w:t>Run stations for relay races, tag, cone zigzags, and Simon Says exercises.</w:t>
@@ -2375,7 +2727,11 @@
     </w:p>
     <w:p>
       <w:pPr>
-        <w:pStyle w:val="ListNumber"/>
+        <w:spacing w:after="20"/>
+        <w:numPr>
+          <w:ilvl w:val="0"/>
+          <w:numId w:val="39"/>
+        </w:numPr>
       </w:pPr>
       <w:r>
         <w:t>Rotate every 5-7 minutes so Tigers stay interested and active for 30 minutes total.</w:t>
@@ -2383,7 +2739,11 @@
     </w:p>
     <w:p>
       <w:pPr>
-        <w:pStyle w:val="ListNumber"/>
+        <w:spacing w:after="20"/>
+        <w:numPr>
+          <w:ilvl w:val="0"/>
+          <w:numId w:val="39"/>
+        </w:numPr>
       </w:pPr>
       <w:r>
         <w:t>Pause for water as needed, then restart quickly.</w:t>
@@ -2414,7 +2774,11 @@
     </w:p>
     <w:p>
       <w:pPr>
-        <w:pStyle w:val="ListNumber"/>
+        <w:spacing w:after="20"/>
+        <w:numPr>
+          <w:ilvl w:val="0"/>
+          <w:numId w:val="40"/>
+        </w:numPr>
       </w:pPr>
       <w:r>
         <w:t>Cool down with slow breathing: smell the flower, blow out the candle.</w:t>
@@ -2422,7 +2786,11 @@
     </w:p>
     <w:p>
       <w:pPr>
-        <w:pStyle w:val="ListNumber"/>
+        <w:spacing w:after="20"/>
+        <w:numPr>
+          <w:ilvl w:val="0"/>
+          <w:numId w:val="40"/>
+        </w:numPr>
       </w:pPr>
       <w:r>
         <w:t>Stretch quietly and practice making the room calm: dim voices, still bodies, slow breaths.</w:t>
@@ -2430,7 +2798,11 @@
     </w:p>
     <w:p>
       <w:pPr>
-        <w:pStyle w:val="ListNumber"/>
+        <w:spacing w:after="20"/>
+        <w:numPr>
+          <w:ilvl w:val="0"/>
+          <w:numId w:val="40"/>
+        </w:numPr>
       </w:pPr>
       <w:r>
         <w:t>Name sleep helpers: bedtime routine, screens off, reading, clean teeth, quiet room.</w:t>
@@ -2461,7 +2833,11 @@
     </w:p>
     <w:p>
       <w:pPr>
-        <w:pStyle w:val="ListNumber"/>
+        <w:spacing w:after="20"/>
+        <w:numPr>
+          <w:ilvl w:val="0"/>
+          <w:numId w:val="41"/>
+        </w:numPr>
       </w:pPr>
       <w:r>
         <w:t>Form a circle. Everyone puts their left hand toward the center, little fingers linked to the next Scout.</w:t>
@@ -2469,7 +2845,11 @@
     </w:p>
     <w:p>
       <w:pPr>
-        <w:pStyle w:val="ListNumber"/>
+        <w:spacing w:after="20"/>
+        <w:numPr>
+          <w:ilvl w:val="0"/>
+          <w:numId w:val="41"/>
+        </w:numPr>
       </w:pPr>
       <w:r>
         <w:t>Den Chief shares a 1-sentence thought tied to tonight (e.g., 'Tonight we practiced being Helpful.').</w:t>
@@ -2477,7 +2857,11 @@
     </w:p>
     <w:p>
       <w:pPr>
-        <w:pStyle w:val="ListNumber"/>
+        <w:spacing w:after="20"/>
+        <w:numPr>
+          <w:ilvl w:val="0"/>
+          <w:numId w:val="41"/>
+        </w:numPr>
       </w:pPr>
       <w:r>
         <w:t>On the Den Chief's signal, everyone raises the circle and gives a quiet 'Do Your Best!' Dismiss.</w:t>
@@ -2718,7 +3102,11 @@
     </w:p>
     <w:p>
       <w:pPr>
-        <w:pStyle w:val="ListNumber"/>
+        <w:spacing w:after="20"/>
+        <w:numPr>
+          <w:ilvl w:val="0"/>
+          <w:numId w:val="42"/>
+        </w:numPr>
       </w:pPr>
       <w:r>
         <w:t>Den Chief leads simple motions around the room.</w:t>
@@ -2726,7 +3114,11 @@
     </w:p>
     <w:p>
       <w:pPr>
-        <w:pStyle w:val="ListNumber"/>
+        <w:spacing w:after="20"/>
+        <w:numPr>
+          <w:ilvl w:val="0"/>
+          <w:numId w:val="42"/>
+        </w:numPr>
       </w:pPr>
       <w:r>
         <w:t>Switch leaders and ask: What rule made this game work?</w:t>
@@ -2745,7 +3137,11 @@
     </w:p>
     <w:p>
       <w:pPr>
-        <w:pStyle w:val="ListNumber"/>
+        <w:spacing w:after="20"/>
+        <w:numPr>
+          <w:ilvl w:val="0"/>
+          <w:numId w:val="43"/>
+        </w:numPr>
       </w:pPr>
       <w:r>
         <w:t>Form up in a horseshoe or circle. Ask a Scout to lead the Pledge of Allegiance to the flag.</w:t>
@@ -2753,7 +3149,11 @@
     </w:p>
     <w:p>
       <w:pPr>
-        <w:pStyle w:val="ListNumber"/>
+        <w:spacing w:after="20"/>
+        <w:numPr>
+          <w:ilvl w:val="0"/>
+          <w:numId w:val="43"/>
+        </w:numPr>
       </w:pPr>
       <w:r>
         <w:t>Everyone gives the Cub Scout sign and recites the Scout Oath together.</w:t>
@@ -2761,7 +3161,11 @@
     </w:p>
     <w:p>
       <w:pPr>
-        <w:pStyle w:val="ListNumber"/>
+        <w:spacing w:after="20"/>
+        <w:numPr>
+          <w:ilvl w:val="0"/>
+          <w:numId w:val="43"/>
+        </w:numPr>
       </w:pPr>
       <w:r>
         <w:t>Recite the Scout Law together. Younger dens may say it line-by-line after the Den Chief.</w:t>
@@ -2780,7 +3184,11 @@
     </w:p>
     <w:p>
       <w:pPr>
-        <w:pStyle w:val="ListNumber"/>
+        <w:spacing w:after="20"/>
+        <w:numPr>
+          <w:ilvl w:val="0"/>
+          <w:numId w:val="44"/>
+        </w:numPr>
       </w:pPr>
       <w:r>
         <w:t>Play a quick game like Simon Says or Red Light / Green Light using clear rules.</w:t>
@@ -2788,7 +3196,11 @@
     </w:p>
     <w:p>
       <w:pPr>
-        <w:pStyle w:val="ListNumber"/>
+        <w:spacing w:after="20"/>
+        <w:numPr>
+          <w:ilvl w:val="0"/>
+          <w:numId w:val="44"/>
+        </w:numPr>
       </w:pPr>
       <w:r>
         <w:t>Play one short round with one rule missing and notice the chaos.</w:t>
@@ -2796,7 +3208,11 @@
     </w:p>
     <w:p>
       <w:pPr>
-        <w:pStyle w:val="ListNumber"/>
+        <w:spacing w:after="20"/>
+        <w:numPr>
+          <w:ilvl w:val="0"/>
+          <w:numId w:val="44"/>
+        </w:numPr>
       </w:pPr>
       <w:r>
         <w:t>Discuss why rules keep games fair and safe.</w:t>
@@ -2827,7 +3243,11 @@
     </w:p>
     <w:p>
       <w:pPr>
-        <w:pStyle w:val="ListNumber"/>
+        <w:spacing w:after="20"/>
+        <w:numPr>
+          <w:ilvl w:val="0"/>
+          <w:numId w:val="45"/>
+        </w:numPr>
       </w:pPr>
       <w:r>
         <w:t>Show job cards: setup helper, cleanup captain, flag helper, supply carrier, cheer leader.</w:t>
@@ -2835,7 +3255,11 @@
     </w:p>
     <w:p>
       <w:pPr>
-        <w:pStyle w:val="ListNumber"/>
+        <w:spacing w:after="20"/>
+        <w:numPr>
+          <w:ilvl w:val="0"/>
+          <w:numId w:val="45"/>
+        </w:numPr>
       </w:pPr>
       <w:r>
         <w:t>Each Tiger and adult partner choose one job that helps the den team.</w:t>
@@ -2843,7 +3267,11 @@
     </w:p>
     <w:p>
       <w:pPr>
-        <w:pStyle w:val="ListNumber"/>
+        <w:spacing w:after="20"/>
+        <w:numPr>
+          <w:ilvl w:val="0"/>
+          <w:numId w:val="45"/>
+        </w:numPr>
       </w:pPr>
       <w:r>
         <w:t>Tigers do the job once tonight and get a quick thank-you from the den.</w:t>
@@ -2874,7 +3302,11 @@
     </w:p>
     <w:p>
       <w:pPr>
-        <w:pStyle w:val="ListNumber"/>
+        <w:spacing w:after="20"/>
+        <w:numPr>
+          <w:ilvl w:val="0"/>
+          <w:numId w:val="46"/>
+        </w:numPr>
       </w:pPr>
       <w:r>
         <w:t>Split into two teams and run a beanbag or cone relay.</w:t>
@@ -2882,7 +3314,11 @@
     </w:p>
     <w:p>
       <w:pPr>
-        <w:pStyle w:val="ListNumber"/>
+        <w:spacing w:after="20"/>
+        <w:numPr>
+          <w:ilvl w:val="0"/>
+          <w:numId w:val="46"/>
+        </w:numPr>
       </w:pPr>
       <w:r>
         <w:t>Afterward ask: What did a good teammate do - cheer, wait turn, help, follow rules?</w:t>
@@ -2890,7 +3326,11 @@
     </w:p>
     <w:p>
       <w:pPr>
-        <w:pStyle w:val="ListNumber"/>
+        <w:spacing w:after="20"/>
+        <w:numPr>
+          <w:ilvl w:val="0"/>
+          <w:numId w:val="46"/>
+        </w:numPr>
       </w:pPr>
       <w:r>
         <w:t>Play a second round focusing on good teammate behavior.</w:t>
@@ -2921,7 +3361,11 @@
     </w:p>
     <w:p>
       <w:pPr>
-        <w:pStyle w:val="ListNumber"/>
+        <w:spacing w:after="20"/>
+        <w:numPr>
+          <w:ilvl w:val="0"/>
+          <w:numId w:val="47"/>
+        </w:numPr>
       </w:pPr>
       <w:r>
         <w:t>Form a circle. Everyone puts their left hand toward the center, little fingers linked to the next Scout.</w:t>
@@ -2929,7 +3373,11 @@
     </w:p>
     <w:p>
       <w:pPr>
-        <w:pStyle w:val="ListNumber"/>
+        <w:spacing w:after="20"/>
+        <w:numPr>
+          <w:ilvl w:val="0"/>
+          <w:numId w:val="47"/>
+        </w:numPr>
       </w:pPr>
       <w:r>
         <w:t>Den Chief shares a 1-sentence thought tied to tonight (e.g., 'Tonight we practiced being Helpful.').</w:t>
@@ -2937,7 +3385,11 @@
     </w:p>
     <w:p>
       <w:pPr>
-        <w:pStyle w:val="ListNumber"/>
+        <w:spacing w:after="20"/>
+        <w:numPr>
+          <w:ilvl w:val="0"/>
+          <w:numId w:val="47"/>
+        </w:numPr>
       </w:pPr>
       <w:r>
         <w:t>On the Den Chief's signal, everyone raises the circle and gives a quiet 'Do Your Best!' Dismiss.</w:t>
@@ -3051,7 +3503,11 @@
     </w:p>
     <w:p>
       <w:pPr>
-        <w:pStyle w:val="ListNumber"/>
+        <w:spacing w:after="20"/>
+        <w:numPr>
+          <w:ilvl w:val="0"/>
+          <w:numId w:val="48"/>
+        </w:numPr>
       </w:pPr>
       <w:r>
         <w:t>Each Tiger names one way to help someone.</w:t>
@@ -3059,7 +3515,11 @@
     </w:p>
     <w:p>
       <w:pPr>
-        <w:pStyle w:val="ListNumber"/>
+        <w:spacing w:after="20"/>
+        <w:numPr>
+          <w:ilvl w:val="0"/>
+          <w:numId w:val="48"/>
+        </w:numPr>
       </w:pPr>
       <w:r>
         <w:t>Write or draw each idea on a paper strip and link them into a chain.</w:t>
@@ -3078,7 +3538,11 @@
     </w:p>
     <w:p>
       <w:pPr>
-        <w:pStyle w:val="ListNumber"/>
+        <w:spacing w:after="20"/>
+        <w:numPr>
+          <w:ilvl w:val="0"/>
+          <w:numId w:val="49"/>
+        </w:numPr>
       </w:pPr>
       <w:r>
         <w:t>Form up in a horseshoe or circle. Ask a Scout to lead the Pledge of Allegiance to the flag.</w:t>
@@ -3086,7 +3550,11 @@
     </w:p>
     <w:p>
       <w:pPr>
-        <w:pStyle w:val="ListNumber"/>
+        <w:spacing w:after="20"/>
+        <w:numPr>
+          <w:ilvl w:val="0"/>
+          <w:numId w:val="49"/>
+        </w:numPr>
       </w:pPr>
       <w:r>
         <w:t>Everyone gives the Cub Scout sign and recites the Scout Oath together.</w:t>
@@ -3094,7 +3562,11 @@
     </w:p>
     <w:p>
       <w:pPr>
-        <w:pStyle w:val="ListNumber"/>
+        <w:spacing w:after="20"/>
+        <w:numPr>
+          <w:ilvl w:val="0"/>
+          <w:numId w:val="49"/>
+        </w:numPr>
       </w:pPr>
       <w:r>
         <w:t>Recite the Scout Law together. Younger dens may say it line-by-line after the Den Chief.</w:t>
@@ -3113,7 +3585,11 @@
     </w:p>
     <w:p>
       <w:pPr>
-        <w:pStyle w:val="ListNumber"/>
+        <w:spacing w:after="20"/>
+        <w:numPr>
+          <w:ilvl w:val="0"/>
+          <w:numId w:val="50"/>
+        </w:numPr>
       </w:pPr>
       <w:r>
         <w:t>Choose one project: pack food pantry bags, make thank-you cards, sort donated items, or clean meeting-place grounds.</w:t>
@@ -3121,7 +3597,11 @@
     </w:p>
     <w:p>
       <w:pPr>
-        <w:pStyle w:val="ListNumber"/>
+        <w:spacing w:after="20"/>
+        <w:numPr>
+          <w:ilvl w:val="0"/>
+          <w:numId w:val="50"/>
+        </w:numPr>
       </w:pPr>
       <w:r>
         <w:t>Give each Tiger a job so everyone contributes for about 20-25 minutes.</w:t>
@@ -3129,7 +3609,11 @@
     </w:p>
     <w:p>
       <w:pPr>
-        <w:pStyle w:val="ListNumber"/>
+        <w:spacing w:after="20"/>
+        <w:numPr>
+          <w:ilvl w:val="0"/>
+          <w:numId w:val="50"/>
+        </w:numPr>
       </w:pPr>
       <w:r>
         <w:t>Gather and ask: Who did our team help, and what job did you do?</w:t>
@@ -3160,7 +3644,11 @@
     </w:p>
     <w:p>
       <w:pPr>
-        <w:pStyle w:val="ListNumber"/>
+        <w:spacing w:after="20"/>
+        <w:numPr>
+          <w:ilvl w:val="0"/>
+          <w:numId w:val="51"/>
+        </w:numPr>
       </w:pPr>
       <w:r>
         <w:t>Form a circle. Everyone puts their left hand toward the center, little fingers linked to the next Scout.</w:t>
@@ -3168,7 +3656,11 @@
     </w:p>
     <w:p>
       <w:pPr>
-        <w:pStyle w:val="ListNumber"/>
+        <w:spacing w:after="20"/>
+        <w:numPr>
+          <w:ilvl w:val="0"/>
+          <w:numId w:val="51"/>
+        </w:numPr>
       </w:pPr>
       <w:r>
         <w:t>Den Chief shares a 1-sentence thought tied to tonight (e.g., 'Tonight we practiced being Helpful.').</w:t>
@@ -3176,7 +3668,11 @@
     </w:p>
     <w:p>
       <w:pPr>
-        <w:pStyle w:val="ListNumber"/>
+        <w:spacing w:after="20"/>
+        <w:numPr>
+          <w:ilvl w:val="0"/>
+          <w:numId w:val="51"/>
+        </w:numPr>
       </w:pPr>
       <w:r>
         <w:t>On the Den Chief's signal, everyone raises the circle and gives a quiet 'Do Your Best!' Dismiss.</w:t>
@@ -3409,7 +3905,11 @@
     </w:p>
     <w:p>
       <w:pPr>
-        <w:pStyle w:val="ListNumber"/>
+        <w:spacing w:after="20"/>
+        <w:numPr>
+          <w:ilvl w:val="0"/>
+          <w:numId w:val="52"/>
+        </w:numPr>
       </w:pPr>
       <w:r>
         <w:t>Play gentle freeze tag in a small area.</w:t>
@@ -3417,7 +3917,11 @@
     </w:p>
     <w:p>
       <w:pPr>
-        <w:pStyle w:val="ListNumber"/>
+        <w:spacing w:after="20"/>
+        <w:numPr>
+          <w:ilvl w:val="0"/>
+          <w:numId w:val="52"/>
+        </w:numPr>
       </w:pPr>
       <w:r>
         <w:t>To unfreeze, a Tiger says one trusted adult they can tell if they need help.</w:t>
@@ -3436,7 +3940,11 @@
     </w:p>
     <w:p>
       <w:pPr>
-        <w:pStyle w:val="ListNumber"/>
+        <w:spacing w:after="20"/>
+        <w:numPr>
+          <w:ilvl w:val="0"/>
+          <w:numId w:val="53"/>
+        </w:numPr>
       </w:pPr>
       <w:r>
         <w:t>Form up in a horseshoe or circle. Ask a Scout to lead the Pledge of Allegiance to the flag.</w:t>
@@ -3444,7 +3952,11 @@
     </w:p>
     <w:p>
       <w:pPr>
-        <w:pStyle w:val="ListNumber"/>
+        <w:spacing w:after="20"/>
+        <w:numPr>
+          <w:ilvl w:val="0"/>
+          <w:numId w:val="53"/>
+        </w:numPr>
       </w:pPr>
       <w:r>
         <w:t>Everyone gives the Cub Scout sign and recites the Scout Oath together.</w:t>
@@ -3452,7 +3964,11 @@
     </w:p>
     <w:p>
       <w:pPr>
-        <w:pStyle w:val="ListNumber"/>
+        <w:spacing w:after="20"/>
+        <w:numPr>
+          <w:ilvl w:val="0"/>
+          <w:numId w:val="53"/>
+        </w:numPr>
       </w:pPr>
       <w:r>
         <w:t>Recite the Scout Law together. Younger dens may say it line-by-line after the Den Chief.</w:t>
@@ -3471,7 +3987,11 @@
     </w:p>
     <w:p>
       <w:pPr>
-        <w:pStyle w:val="ListNumber"/>
+        <w:spacing w:after="20"/>
+        <w:numPr>
+          <w:ilvl w:val="0"/>
+          <w:numId w:val="54"/>
+        </w:numPr>
       </w:pPr>
       <w:r>
         <w:t>Teach: if something feels wrong, SHOUT 'No!', RUN to safety, TELL a trusted adult.</w:t>
@@ -3479,7 +3999,11 @@
     </w:p>
     <w:p>
       <w:pPr>
-        <w:pStyle w:val="ListNumber"/>
+        <w:spacing w:after="20"/>
+        <w:numPr>
+          <w:ilvl w:val="0"/>
+          <w:numId w:val="54"/>
+        </w:numPr>
       </w:pPr>
       <w:r>
         <w:t>Den Chief gives simple pretend scenarios; Tigers practice the three moves.</w:t>
@@ -3487,7 +4011,11 @@
     </w:p>
     <w:p>
       <w:pPr>
-        <w:pStyle w:val="ListNumber"/>
+        <w:spacing w:after="20"/>
+        <w:numPr>
+          <w:ilvl w:val="0"/>
+          <w:numId w:val="54"/>
+        </w:numPr>
       </w:pPr>
       <w:r>
         <w:t>Each Tiger names a trusted adult at home, school, or Scouts.</w:t>
@@ -3506,7 +4034,11 @@
     </w:p>
     <w:p>
       <w:pPr>
-        <w:pStyle w:val="ListNumber"/>
+        <w:spacing w:after="20"/>
+        <w:numPr>
+          <w:ilvl w:val="0"/>
+          <w:numId w:val="55"/>
+        </w:numPr>
       </w:pPr>
       <w:r>
         <w:t>Teach when to call 9-1-1 and that it is only for real emergencies.</w:t>
@@ -3514,7 +4046,11 @@
     </w:p>
     <w:p>
       <w:pPr>
-        <w:pStyle w:val="ListNumber"/>
+        <w:spacing w:after="20"/>
+        <w:numPr>
+          <w:ilvl w:val="0"/>
+          <w:numId w:val="55"/>
+        </w:numPr>
       </w:pPr>
       <w:r>
         <w:t>Practice on toy phones: 'What is your emergency? What is your name? Where are you?'</w:t>
@@ -3522,7 +4058,11 @@
     </w:p>
     <w:p>
       <w:pPr>
-        <w:pStyle w:val="ListNumber"/>
+        <w:spacing w:after="20"/>
+        <w:numPr>
+          <w:ilvl w:val="0"/>
+          <w:numId w:val="55"/>
+        </w:numPr>
       </w:pPr>
       <w:r>
         <w:t>Adult partners help Tigers practice saying an address or location.</w:t>
@@ -3553,7 +4093,11 @@
     </w:p>
     <w:p>
       <w:pPr>
-        <w:pStyle w:val="ListNumber"/>
+        <w:spacing w:after="20"/>
+        <w:numPr>
+          <w:ilvl w:val="0"/>
+          <w:numId w:val="56"/>
+        </w:numPr>
       </w:pPr>
       <w:r>
         <w:t>Form a circle. Everyone puts their left hand toward the center, little fingers linked to the next Scout.</w:t>
@@ -3561,7 +4105,11 @@
     </w:p>
     <w:p>
       <w:pPr>
-        <w:pStyle w:val="ListNumber"/>
+        <w:spacing w:after="20"/>
+        <w:numPr>
+          <w:ilvl w:val="0"/>
+          <w:numId w:val="56"/>
+        </w:numPr>
       </w:pPr>
       <w:r>
         <w:t>Den Chief shares a 1-sentence thought tied to tonight (e.g., 'Tonight we practiced being Helpful.').</w:t>
@@ -3569,7 +4117,11 @@
     </w:p>
     <w:p>
       <w:pPr>
-        <w:pStyle w:val="ListNumber"/>
+        <w:spacing w:after="20"/>
+        <w:numPr>
+          <w:ilvl w:val="0"/>
+          <w:numId w:val="56"/>
+        </w:numPr>
       </w:pPr>
       <w:r>
         <w:t>On the Den Chief's signal, everyone raises the circle and gives a quiet 'Do Your Best!' Dismiss.</w:t>
@@ -3691,7 +4243,11 @@
     </w:p>
     <w:p>
       <w:pPr>
-        <w:pStyle w:val="ListNumber"/>
+        <w:spacing w:after="20"/>
+        <w:numPr>
+          <w:ilvl w:val="0"/>
+          <w:numId w:val="57"/>
+        </w:numPr>
       </w:pPr>
       <w:r>
         <w:t>Tigers and adult partners line up, then mix around the room.</w:t>
@@ -3699,7 +4255,11 @@
     </w:p>
     <w:p>
       <w:pPr>
-        <w:pStyle w:val="ListNumber"/>
+        <w:spacing w:after="20"/>
+        <w:numPr>
+          <w:ilvl w:val="0"/>
+          <w:numId w:val="57"/>
+        </w:numPr>
       </w:pPr>
       <w:r>
         <w:t>When Den Chief calls 'buddy check,' everyone quickly finds their partner.</w:t>
@@ -3718,7 +4278,11 @@
     </w:p>
     <w:p>
       <w:pPr>
-        <w:pStyle w:val="ListNumber"/>
+        <w:spacing w:after="20"/>
+        <w:numPr>
+          <w:ilvl w:val="0"/>
+          <w:numId w:val="58"/>
+        </w:numPr>
       </w:pPr>
       <w:r>
         <w:t>Form up in a horseshoe or circle. Ask a Scout to lead the Pledge of Allegiance to the flag.</w:t>
@@ -3726,7 +4290,11 @@
     </w:p>
     <w:p>
       <w:pPr>
-        <w:pStyle w:val="ListNumber"/>
+        <w:spacing w:after="20"/>
+        <w:numPr>
+          <w:ilvl w:val="0"/>
+          <w:numId w:val="58"/>
+        </w:numPr>
       </w:pPr>
       <w:r>
         <w:t>Everyone gives the Cub Scout sign and recites the Scout Oath together.</w:t>
@@ -3734,7 +4302,11 @@
     </w:p>
     <w:p>
       <w:pPr>
-        <w:pStyle w:val="ListNumber"/>
+        <w:spacing w:after="20"/>
+        <w:numPr>
+          <w:ilvl w:val="0"/>
+          <w:numId w:val="58"/>
+        </w:numPr>
       </w:pPr>
       <w:r>
         <w:t>Recite the Scout Law together. Younger dens may say it line-by-line after the Den Chief.</w:t>
@@ -3753,7 +4325,11 @@
     </w:p>
     <w:p>
       <w:pPr>
-        <w:pStyle w:val="ListNumber"/>
+        <w:spacing w:after="20"/>
+        <w:numPr>
+          <w:ilvl w:val="0"/>
+          <w:numId w:val="59"/>
+        </w:numPr>
       </w:pPr>
       <w:r>
         <w:t>Teach a simple lost plan: stop, stay where you are, stay calm, make yourself seen/heard, and wait for trusted help.</w:t>
@@ -3761,7 +4337,11 @@
     </w:p>
     <w:p>
       <w:pPr>
-        <w:pStyle w:val="ListNumber"/>
+        <w:spacing w:after="20"/>
+        <w:numPr>
+          <w:ilvl w:val="0"/>
+          <w:numId w:val="59"/>
+        </w:numPr>
       </w:pPr>
       <w:r>
         <w:t>Practice sitting by a tree or wall, blowing three whistle blasts, and waving a bright item.</w:t>
@@ -3769,7 +4349,11 @@
     </w:p>
     <w:p>
       <w:pPr>
-        <w:pStyle w:val="ListNumber"/>
+        <w:spacing w:after="20"/>
+        <w:numPr>
+          <w:ilvl w:val="0"/>
+          <w:numId w:val="59"/>
+        </w:numPr>
       </w:pPr>
       <w:r>
         <w:t>Explain that wandering makes it harder for adults to find you.</w:t>
@@ -3800,7 +4384,11 @@
     </w:p>
     <w:p>
       <w:pPr>
-        <w:pStyle w:val="ListNumber"/>
+        <w:spacing w:after="20"/>
+        <w:numPr>
+          <w:ilvl w:val="0"/>
+          <w:numId w:val="60"/>
+        </w:numPr>
       </w:pPr>
       <w:r>
         <w:t>Show picture cards or name examples: uniformed leader, police/firefighter, store worker with name tag, parent with kids.</w:t>
@@ -3808,7 +4396,11 @@
     </w:p>
     <w:p>
       <w:pPr>
-        <w:pStyle w:val="ListNumber"/>
+        <w:spacing w:after="20"/>
+        <w:numPr>
+          <w:ilvl w:val="0"/>
+          <w:numId w:val="60"/>
+        </w:numPr>
       </w:pPr>
       <w:r>
         <w:t>Tigers sort 'safe helper' and 'not sure - find another adult.'</w:t>
@@ -3816,7 +4408,11 @@
     </w:p>
     <w:p>
       <w:pPr>
-        <w:pStyle w:val="ListNumber"/>
+        <w:spacing w:after="20"/>
+        <w:numPr>
+          <w:ilvl w:val="0"/>
+          <w:numId w:val="60"/>
+        </w:numPr>
       </w:pPr>
       <w:r>
         <w:t>Practice saying: 'I am lost. Please help me find my grown-up.'</w:t>
@@ -3847,7 +4443,11 @@
     </w:p>
     <w:p>
       <w:pPr>
-        <w:pStyle w:val="ListNumber"/>
+        <w:spacing w:after="20"/>
+        <w:numPr>
+          <w:ilvl w:val="0"/>
+          <w:numId w:val="61"/>
+        </w:numPr>
       </w:pPr>
       <w:r>
         <w:t>Form a circle. Everyone puts their left hand toward the center, little fingers linked to the next Scout.</w:t>
@@ -3855,7 +4455,11 @@
     </w:p>
     <w:p>
       <w:pPr>
-        <w:pStyle w:val="ListNumber"/>
+        <w:spacing w:after="20"/>
+        <w:numPr>
+          <w:ilvl w:val="0"/>
+          <w:numId w:val="61"/>
+        </w:numPr>
       </w:pPr>
       <w:r>
         <w:t>Den Chief shares a 1-sentence thought tied to tonight (e.g., 'Tonight we practiced being Helpful.').</w:t>
@@ -3863,7 +4467,11 @@
     </w:p>
     <w:p>
       <w:pPr>
-        <w:pStyle w:val="ListNumber"/>
+        <w:spacing w:after="20"/>
+        <w:numPr>
+          <w:ilvl w:val="0"/>
+          <w:numId w:val="61"/>
+        </w:numPr>
       </w:pPr>
       <w:r>
         <w:t>On the Den Chief's signal, everyone raises the circle and gives a quiet 'Do Your Best!' Dismiss.</w:t>
@@ -4112,7 +4720,11 @@
     </w:p>
     <w:p>
       <w:pPr>
-        <w:pStyle w:val="ListNumber"/>
+        <w:spacing w:after="20"/>
+        <w:numPr>
+          <w:ilvl w:val="0"/>
+          <w:numId w:val="62"/>
+        </w:numPr>
       </w:pPr>
       <w:r>
         <w:t>Sit in a circle. Each Tiger gives a kind compliment to the person on their right.</w:t>
@@ -4120,7 +4732,11 @@
     </w:p>
     <w:p>
       <w:pPr>
-        <w:pStyle w:val="ListNumber"/>
+        <w:spacing w:after="20"/>
+        <w:numPr>
+          <w:ilvl w:val="0"/>
+          <w:numId w:val="62"/>
+        </w:numPr>
       </w:pPr>
       <w:r>
         <w:t>Adult partners help with ideas if needed.</w:t>
@@ -4139,7 +4755,11 @@
     </w:p>
     <w:p>
       <w:pPr>
-        <w:pStyle w:val="ListNumber"/>
+        <w:spacing w:after="20"/>
+        <w:numPr>
+          <w:ilvl w:val="0"/>
+          <w:numId w:val="63"/>
+        </w:numPr>
       </w:pPr>
       <w:r>
         <w:t>Form up in a horseshoe or circle. Ask a Scout to lead the Pledge of Allegiance to the flag.</w:t>
@@ -4147,7 +4767,11 @@
     </w:p>
     <w:p>
       <w:pPr>
-        <w:pStyle w:val="ListNumber"/>
+        <w:spacing w:after="20"/>
+        <w:numPr>
+          <w:ilvl w:val="0"/>
+          <w:numId w:val="63"/>
+        </w:numPr>
       </w:pPr>
       <w:r>
         <w:t>Everyone gives the Cub Scout sign and recites the Scout Oath together.</w:t>
@@ -4155,7 +4779,11 @@
     </w:p>
     <w:p>
       <w:pPr>
-        <w:pStyle w:val="ListNumber"/>
+        <w:spacing w:after="20"/>
+        <w:numPr>
+          <w:ilvl w:val="0"/>
+          <w:numId w:val="63"/>
+        </w:numPr>
       </w:pPr>
       <w:r>
         <w:t>Recite the Scout Law together. Younger dens may say it line-by-line after the Den Chief.</w:t>
@@ -4174,7 +4802,11 @@
     </w:p>
     <w:p>
       <w:pPr>
-        <w:pStyle w:val="ListNumber"/>
+        <w:spacing w:after="20"/>
+        <w:numPr>
+          <w:ilvl w:val="0"/>
+          <w:numId w:val="64"/>
+        </w:numPr>
       </w:pPr>
       <w:r>
         <w:t>Choose recipients: family member, teacher, first responder, nursing home resident, or pack volunteer.</w:t>
@@ -4182,7 +4814,11 @@
     </w:p>
     <w:p>
       <w:pPr>
-        <w:pStyle w:val="ListNumber"/>
+        <w:spacing w:after="20"/>
+        <w:numPr>
+          <w:ilvl w:val="0"/>
+          <w:numId w:val="64"/>
+        </w:numPr>
       </w:pPr>
       <w:r>
         <w:t>Each Tiger makes a cheerful card or drawing with a kind message.</w:t>
@@ -4190,7 +4826,11 @@
     </w:p>
     <w:p>
       <w:pPr>
-        <w:pStyle w:val="ListNumber"/>
+        <w:spacing w:after="20"/>
+        <w:numPr>
+          <w:ilvl w:val="0"/>
+          <w:numId w:val="64"/>
+        </w:numPr>
       </w:pPr>
       <w:r>
         <w:t>Collect cards for delivery or send them home to be delivered this week.</w:t>
@@ -4221,7 +4861,11 @@
     </w:p>
     <w:p>
       <w:pPr>
-        <w:pStyle w:val="ListNumber"/>
+        <w:spacing w:after="20"/>
+        <w:numPr>
+          <w:ilvl w:val="0"/>
+          <w:numId w:val="65"/>
+        </w:numPr>
       </w:pPr>
       <w:r>
         <w:t>Tigers name one kind action they can do this week: help set table, include a friend, thank a teacher.</w:t>
@@ -4229,7 +4873,11 @@
     </w:p>
     <w:p>
       <w:pPr>
-        <w:pStyle w:val="ListNumber"/>
+        <w:spacing w:after="20"/>
+        <w:numPr>
+          <w:ilvl w:val="0"/>
+          <w:numId w:val="65"/>
+        </w:numPr>
       </w:pPr>
       <w:r>
         <w:t>Adult partners help pick a realistic action.</w:t>
@@ -4237,7 +4885,11 @@
     </w:p>
     <w:p>
       <w:pPr>
-        <w:pStyle w:val="ListNumber"/>
+        <w:spacing w:after="20"/>
+        <w:numPr>
+          <w:ilvl w:val="0"/>
+          <w:numId w:val="65"/>
+        </w:numPr>
       </w:pPr>
       <w:r>
         <w:t>Close by saying the Scout Law point KIND together.</w:t>
@@ -4256,7 +4908,11 @@
     </w:p>
     <w:p>
       <w:pPr>
-        <w:pStyle w:val="ListNumber"/>
+        <w:spacing w:after="20"/>
+        <w:numPr>
+          <w:ilvl w:val="0"/>
+          <w:numId w:val="66"/>
+        </w:numPr>
       </w:pPr>
       <w:r>
         <w:t>Form a circle. Everyone puts their left hand toward the center, little fingers linked to the next Scout.</w:t>
@@ -4264,7 +4920,11 @@
     </w:p>
     <w:p>
       <w:pPr>
-        <w:pStyle w:val="ListNumber"/>
+        <w:spacing w:after="20"/>
+        <w:numPr>
+          <w:ilvl w:val="0"/>
+          <w:numId w:val="66"/>
+        </w:numPr>
       </w:pPr>
       <w:r>
         <w:t>Den Chief shares a 1-sentence thought tied to tonight (e.g., 'Tonight we practiced being Helpful.').</w:t>
@@ -4272,7 +4932,11 @@
     </w:p>
     <w:p>
       <w:pPr>
-        <w:pStyle w:val="ListNumber"/>
+        <w:spacing w:after="20"/>
+        <w:numPr>
+          <w:ilvl w:val="0"/>
+          <w:numId w:val="66"/>
+        </w:numPr>
       </w:pPr>
       <w:r>
         <w:t>On the Den Chief's signal, everyone raises the circle and gives a quiet 'Do Your Best!' Dismiss.</w:t>
@@ -4394,7 +5058,11 @@
     </w:p>
     <w:p>
       <w:pPr>
-        <w:pStyle w:val="ListNumber"/>
+        <w:spacing w:after="20"/>
+        <w:numPr>
+          <w:ilvl w:val="0"/>
+          <w:numId w:val="67"/>
+        </w:numPr>
       </w:pPr>
       <w:r>
         <w:t>Tigers place their family holiday/celebration drawings on a table as they arrive.</w:t>
@@ -4402,7 +5070,11 @@
     </w:p>
     <w:p>
       <w:pPr>
-        <w:pStyle w:val="ListNumber"/>
+        <w:spacing w:after="20"/>
+        <w:numPr>
+          <w:ilvl w:val="0"/>
+          <w:numId w:val="67"/>
+        </w:numPr>
       </w:pPr>
       <w:r>
         <w:t>Give each drawing space and remind everyone to look respectfully.</w:t>
@@ -4421,7 +5093,11 @@
     </w:p>
     <w:p>
       <w:pPr>
-        <w:pStyle w:val="ListNumber"/>
+        <w:spacing w:after="20"/>
+        <w:numPr>
+          <w:ilvl w:val="0"/>
+          <w:numId w:val="68"/>
+        </w:numPr>
       </w:pPr>
       <w:r>
         <w:t>Form up in a horseshoe or circle. Ask a Scout to lead the Pledge of Allegiance to the flag.</w:t>
@@ -4429,7 +5105,11 @@
     </w:p>
     <w:p>
       <w:pPr>
-        <w:pStyle w:val="ListNumber"/>
+        <w:spacing w:after="20"/>
+        <w:numPr>
+          <w:ilvl w:val="0"/>
+          <w:numId w:val="68"/>
+        </w:numPr>
       </w:pPr>
       <w:r>
         <w:t>Everyone gives the Cub Scout sign and recites the Scout Oath together.</w:t>
@@ -4437,7 +5117,11 @@
     </w:p>
     <w:p>
       <w:pPr>
-        <w:pStyle w:val="ListNumber"/>
+        <w:spacing w:after="20"/>
+        <w:numPr>
+          <w:ilvl w:val="0"/>
+          <w:numId w:val="68"/>
+        </w:numPr>
       </w:pPr>
       <w:r>
         <w:t>Recite the Scout Law together. Younger dens may say it line-by-line after the Den Chief.</w:t>
@@ -4456,7 +5140,11 @@
     </w:p>
     <w:p>
       <w:pPr>
-        <w:pStyle w:val="ListNumber"/>
+        <w:spacing w:after="20"/>
+        <w:numPr>
+          <w:ilvl w:val="0"/>
+          <w:numId w:val="69"/>
+        </w:numPr>
       </w:pPr>
       <w:r>
         <w:t>Tigers and adult partners walk around the drawings together.</w:t>
@@ -4464,7 +5152,11 @@
     </w:p>
     <w:p>
       <w:pPr>
-        <w:pStyle w:val="ListNumber"/>
+        <w:spacing w:after="20"/>
+        <w:numPr>
+          <w:ilvl w:val="0"/>
+          <w:numId w:val="69"/>
+        </w:numPr>
       </w:pPr>
       <w:r>
         <w:t>Each Tiger may share one favorite holiday or celebration from their family.</w:t>
@@ -4472,7 +5164,11 @@
     </w:p>
     <w:p>
       <w:pPr>
-        <w:pStyle w:val="ListNumber"/>
+        <w:spacing w:after="20"/>
+        <w:numPr>
+          <w:ilvl w:val="0"/>
+          <w:numId w:val="69"/>
+        </w:numPr>
       </w:pPr>
       <w:r>
         <w:t>Leader reminds the den that families can be different and all deserve respect.</w:t>
@@ -4503,7 +5199,11 @@
     </w:p>
     <w:p>
       <w:pPr>
-        <w:pStyle w:val="ListNumber"/>
+        <w:spacing w:after="20"/>
+        <w:numPr>
+          <w:ilvl w:val="0"/>
+          <w:numId w:val="70"/>
+        </w:numPr>
       </w:pPr>
       <w:r>
         <w:t>Ask who delivered a card or did a kind act since last meeting.</w:t>
@@ -4511,7 +5211,11 @@
     </w:p>
     <w:p>
       <w:pPr>
-        <w:pStyle w:val="ListNumber"/>
+        <w:spacing w:after="20"/>
+        <w:numPr>
+          <w:ilvl w:val="0"/>
+          <w:numId w:val="70"/>
+        </w:numPr>
       </w:pPr>
       <w:r>
         <w:t>Let Tigers share briefly; applause after each share.</w:t>
@@ -4519,7 +5223,11 @@
     </w:p>
     <w:p>
       <w:pPr>
-        <w:pStyle w:val="ListNumber"/>
+        <w:spacing w:after="20"/>
+        <w:numPr>
+          <w:ilvl w:val="0"/>
+          <w:numId w:val="70"/>
+        </w:numPr>
       </w:pPr>
       <w:r>
         <w:t>Record anyone who needs a make-up before April.</w:t>
@@ -4550,7 +5258,11 @@
     </w:p>
     <w:p>
       <w:pPr>
-        <w:pStyle w:val="ListNumber"/>
+        <w:spacing w:after="20"/>
+        <w:numPr>
+          <w:ilvl w:val="0"/>
+          <w:numId w:val="71"/>
+        </w:numPr>
       </w:pPr>
       <w:r>
         <w:t>Form a circle. Everyone puts their left hand toward the center, little fingers linked to the next Scout.</w:t>
@@ -4558,7 +5270,11 @@
     </w:p>
     <w:p>
       <w:pPr>
-        <w:pStyle w:val="ListNumber"/>
+        <w:spacing w:after="20"/>
+        <w:numPr>
+          <w:ilvl w:val="0"/>
+          <w:numId w:val="71"/>
+        </w:numPr>
       </w:pPr>
       <w:r>
         <w:t>Den Chief shares a 1-sentence thought tied to tonight (e.g., 'Tonight we practiced being Helpful.').</w:t>
@@ -4566,7 +5282,11 @@
     </w:p>
     <w:p>
       <w:pPr>
-        <w:pStyle w:val="ListNumber"/>
+        <w:spacing w:after="20"/>
+        <w:numPr>
+          <w:ilvl w:val="0"/>
+          <w:numId w:val="71"/>
+        </w:numPr>
       </w:pPr>
       <w:r>
         <w:t>On the Den Chief's signal, everyone raises the circle and gives a quiet 'Do Your Best!' Dismiss.</w:t>
@@ -4815,7 +5535,11 @@
     </w:p>
     <w:p>
       <w:pPr>
-        <w:pStyle w:val="ListNumber"/>
+        <w:spacing w:after="20"/>
+        <w:numPr>
+          <w:ilvl w:val="0"/>
+          <w:numId w:val="72"/>
+        </w:numPr>
       </w:pPr>
       <w:r>
         <w:t>Play a quick round in a marked area.</w:t>
@@ -4823,7 +5547,11 @@
     </w:p>
     <w:p>
       <w:pPr>
-        <w:pStyle w:val="ListNumber"/>
+        <w:spacing w:after="20"/>
+        <w:numPr>
+          <w:ilvl w:val="0"/>
+          <w:numId w:val="72"/>
+        </w:numPr>
       </w:pPr>
       <w:r>
         <w:t>Remind Tigers that safe tagging means gentle touches only.</w:t>
@@ -4842,7 +5570,11 @@
     </w:p>
     <w:p>
       <w:pPr>
-        <w:pStyle w:val="ListNumber"/>
+        <w:spacing w:after="20"/>
+        <w:numPr>
+          <w:ilvl w:val="0"/>
+          <w:numId w:val="73"/>
+        </w:numPr>
       </w:pPr>
       <w:r>
         <w:t>Form up in a horseshoe or circle. Ask a Scout to lead the Pledge of Allegiance to the flag.</w:t>
@@ -4850,7 +5582,11 @@
     </w:p>
     <w:p>
       <w:pPr>
-        <w:pStyle w:val="ListNumber"/>
+        <w:spacing w:after="20"/>
+        <w:numPr>
+          <w:ilvl w:val="0"/>
+          <w:numId w:val="73"/>
+        </w:numPr>
       </w:pPr>
       <w:r>
         <w:t>Everyone gives the Cub Scout sign and recites the Scout Oath together.</w:t>
@@ -4858,7 +5594,11 @@
     </w:p>
     <w:p>
       <w:pPr>
-        <w:pStyle w:val="ListNumber"/>
+        <w:spacing w:after="20"/>
+        <w:numPr>
+          <w:ilvl w:val="0"/>
+          <w:numId w:val="73"/>
+        </w:numPr>
       </w:pPr>
       <w:r>
         <w:t>Recite the Scout Law together. Younger dens may say it line-by-line after the Den Chief.</w:t>
@@ -4877,7 +5617,11 @@
     </w:p>
     <w:p>
       <w:pPr>
-        <w:pStyle w:val="ListNumber"/>
+        <w:spacing w:after="20"/>
+        <w:numPr>
+          <w:ilvl w:val="0"/>
+          <w:numId w:val="74"/>
+        </w:numPr>
       </w:pPr>
       <w:r>
         <w:t>Let Tigers vote between two active games such as tag, capture the beanbag, or kickball bases.</w:t>
@@ -4885,7 +5629,11 @@
     </w:p>
     <w:p>
       <w:pPr>
-        <w:pStyle w:val="ListNumber"/>
+        <w:spacing w:after="20"/>
+        <w:numPr>
+          <w:ilvl w:val="0"/>
+          <w:numId w:val="74"/>
+        </w:numPr>
       </w:pPr>
       <w:r>
         <w:t>Play for 10-15 minutes with simple rules and lots of movement.</w:t>
@@ -4893,7 +5641,11 @@
     </w:p>
     <w:p>
       <w:pPr>
-        <w:pStyle w:val="ListNumber"/>
+        <w:spacing w:after="20"/>
+        <w:numPr>
+          <w:ilvl w:val="0"/>
+          <w:numId w:val="74"/>
+        </w:numPr>
       </w:pPr>
       <w:r>
         <w:t>Each Tiger shares one reason they liked the game.</w:t>
@@ -4924,7 +5676,11 @@
     </w:p>
     <w:p>
       <w:pPr>
-        <w:pStyle w:val="ListNumber"/>
+        <w:spacing w:after="20"/>
+        <w:numPr>
+          <w:ilvl w:val="0"/>
+          <w:numId w:val="75"/>
+        </w:numPr>
       </w:pPr>
       <w:r>
         <w:t>Ask: What does a good sport do when they win? When they lose? When someone makes a mistake?</w:t>
@@ -4932,7 +5688,11 @@
     </w:p>
     <w:p>
       <w:pPr>
-        <w:pStyle w:val="ListNumber"/>
+        <w:spacing w:after="20"/>
+        <w:numPr>
+          <w:ilvl w:val="0"/>
+          <w:numId w:val="75"/>
+        </w:numPr>
       </w:pPr>
       <w:r>
         <w:t>Practice saying 'good game,' cheering for others, and helping someone up.</w:t>
@@ -4940,7 +5700,11 @@
     </w:p>
     <w:p>
       <w:pPr>
-        <w:pStyle w:val="ListNumber"/>
+        <w:spacing w:after="20"/>
+        <w:numPr>
+          <w:ilvl w:val="0"/>
+          <w:numId w:val="75"/>
+        </w:numPr>
       </w:pPr>
       <w:r>
         <w:t>Play one more short round focused on good sportsmanship.</w:t>
@@ -4959,7 +5723,11 @@
     </w:p>
     <w:p>
       <w:pPr>
-        <w:pStyle w:val="ListNumber"/>
+        <w:spacing w:after="20"/>
+        <w:numPr>
+          <w:ilvl w:val="0"/>
+          <w:numId w:val="76"/>
+        </w:numPr>
       </w:pPr>
       <w:r>
         <w:t>Form a circle. Everyone puts their left hand toward the center, little fingers linked to the next Scout.</w:t>
@@ -4967,7 +5735,11 @@
     </w:p>
     <w:p>
       <w:pPr>
-        <w:pStyle w:val="ListNumber"/>
+        <w:spacing w:after="20"/>
+        <w:numPr>
+          <w:ilvl w:val="0"/>
+          <w:numId w:val="76"/>
+        </w:numPr>
       </w:pPr>
       <w:r>
         <w:t>Den Chief shares a 1-sentence thought tied to tonight (e.g., 'Tonight we practiced being Helpful.').</w:t>
@@ -4975,7 +5747,11 @@
     </w:p>
     <w:p>
       <w:pPr>
-        <w:pStyle w:val="ListNumber"/>
+        <w:spacing w:after="20"/>
+        <w:numPr>
+          <w:ilvl w:val="0"/>
+          <w:numId w:val="76"/>
+        </w:numPr>
       </w:pPr>
       <w:r>
         <w:t>On the Den Chief's signal, everyone raises the circle and gives a quiet 'Do Your Best!' Dismiss.</w:t>
@@ -5105,7 +5881,11 @@
     </w:p>
     <w:p>
       <w:pPr>
-        <w:pStyle w:val="ListNumber"/>
+        <w:spacing w:after="20"/>
+        <w:numPr>
+          <w:ilvl w:val="0"/>
+          <w:numId w:val="77"/>
+        </w:numPr>
       </w:pPr>
       <w:r>
         <w:t>Split into two small teams and give each 2 minutes to make a friendly cheer.</w:t>
@@ -5113,7 +5893,11 @@
     </w:p>
     <w:p>
       <w:pPr>
-        <w:pStyle w:val="ListNumber"/>
+        <w:spacing w:after="20"/>
+        <w:numPr>
+          <w:ilvl w:val="0"/>
+          <w:numId w:val="77"/>
+        </w:numPr>
       </w:pPr>
       <w:r>
         <w:t>Teams perform cheers for each other before relays.</w:t>
@@ -5132,7 +5916,11 @@
     </w:p>
     <w:p>
       <w:pPr>
-        <w:pStyle w:val="ListNumber"/>
+        <w:spacing w:after="20"/>
+        <w:numPr>
+          <w:ilvl w:val="0"/>
+          <w:numId w:val="78"/>
+        </w:numPr>
       </w:pPr>
       <w:r>
         <w:t>Form up in a horseshoe or circle. Ask a Scout to lead the Pledge of Allegiance to the flag.</w:t>
@@ -5140,7 +5928,11 @@
     </w:p>
     <w:p>
       <w:pPr>
-        <w:pStyle w:val="ListNumber"/>
+        <w:spacing w:after="20"/>
+        <w:numPr>
+          <w:ilvl w:val="0"/>
+          <w:numId w:val="78"/>
+        </w:numPr>
       </w:pPr>
       <w:r>
         <w:t>Everyone gives the Cub Scout sign and recites the Scout Oath together.</w:t>
@@ -5148,7 +5940,11 @@
     </w:p>
     <w:p>
       <w:pPr>
-        <w:pStyle w:val="ListNumber"/>
+        <w:spacing w:after="20"/>
+        <w:numPr>
+          <w:ilvl w:val="0"/>
+          <w:numId w:val="78"/>
+        </w:numPr>
       </w:pPr>
       <w:r>
         <w:t>Recite the Scout Law together. Younger dens may say it line-by-line after the Den Chief.</w:t>
@@ -5167,7 +5963,11 @@
     </w:p>
     <w:p>
       <w:pPr>
-        <w:pStyle w:val="ListNumber"/>
+        <w:spacing w:after="20"/>
+        <w:numPr>
+          <w:ilvl w:val="0"/>
+          <w:numId w:val="79"/>
+        </w:numPr>
       </w:pPr>
       <w:r>
         <w:t>Run 2-3 relay rounds: cone zigzag, beanbag carry, and animal-walk relay.</w:t>
@@ -5175,7 +5975,11 @@
     </w:p>
     <w:p>
       <w:pPr>
-        <w:pStyle w:val="ListNumber"/>
+        <w:spacing w:after="20"/>
+        <w:numPr>
+          <w:ilvl w:val="0"/>
+          <w:numId w:val="79"/>
+        </w:numPr>
       </w:pPr>
       <w:r>
         <w:t>Change the order so every Tiger gets a turn to start, finish, and cheer.</w:t>
@@ -5183,7 +5987,11 @@
     </w:p>
     <w:p>
       <w:pPr>
-        <w:pStyle w:val="ListNumber"/>
+        <w:spacing w:after="20"/>
+        <w:numPr>
+          <w:ilvl w:val="0"/>
+          <w:numId w:val="79"/>
+        </w:numPr>
       </w:pPr>
       <w:r>
         <w:t>End with teams shaking hands and saying 'good game.'</w:t>
@@ -5214,7 +6022,11 @@
     </w:p>
     <w:p>
       <w:pPr>
-        <w:pStyle w:val="ListNumber"/>
+        <w:spacing w:after="20"/>
+        <w:numPr>
+          <w:ilvl w:val="0"/>
+          <w:numId w:val="80"/>
+        </w:numPr>
       </w:pPr>
       <w:r>
         <w:t>Leader checks each Tiger's required adventure status with adult partners.</w:t>
@@ -5222,7 +6034,11 @@
     </w:p>
     <w:p>
       <w:pPr>
-        <w:pStyle w:val="ListNumber"/>
+        <w:spacing w:after="20"/>
+        <w:numPr>
+          <w:ilvl w:val="0"/>
+          <w:numId w:val="80"/>
+        </w:numPr>
       </w:pPr>
       <w:r>
         <w:t>Give quick make-up instructions for any missing item before April 29.</w:t>
@@ -5230,7 +6046,11 @@
     </w:p>
     <w:p>
       <w:pPr>
-        <w:pStyle w:val="ListNumber"/>
+        <w:spacing w:after="20"/>
+        <w:numPr>
+          <w:ilvl w:val="0"/>
+          <w:numId w:val="80"/>
+        </w:numPr>
       </w:pPr>
       <w:r>
         <w:t>Close with a den cheer for finishing the Tiger year.</w:t>
@@ -5261,7 +6081,11 @@
     </w:p>
     <w:p>
       <w:pPr>
-        <w:pStyle w:val="ListNumber"/>
+        <w:spacing w:after="20"/>
+        <w:numPr>
+          <w:ilvl w:val="0"/>
+          <w:numId w:val="81"/>
+        </w:numPr>
       </w:pPr>
       <w:r>
         <w:t>Form a circle. Everyone puts their left hand toward the center, little fingers linked to the next Scout.</w:t>
@@ -5269,7 +6093,11 @@
     </w:p>
     <w:p>
       <w:pPr>
-        <w:pStyle w:val="ListNumber"/>
+        <w:spacing w:after="20"/>
+        <w:numPr>
+          <w:ilvl w:val="0"/>
+          <w:numId w:val="81"/>
+        </w:numPr>
       </w:pPr>
       <w:r>
         <w:t>Den Chief shares a 1-sentence thought tied to tonight (e.g., 'Tonight we practiced being Helpful.').</w:t>
@@ -5277,7 +6105,11 @@
     </w:p>
     <w:p>
       <w:pPr>
-        <w:pStyle w:val="ListNumber"/>
+        <w:spacing w:after="20"/>
+        <w:numPr>
+          <w:ilvl w:val="0"/>
+          <w:numId w:val="81"/>
+        </w:numPr>
       </w:pPr>
       <w:r>
         <w:t>On the Den Chief's signal, everyone raises the circle and gives a quiet 'Do Your Best!' Dismiss.</w:t>
@@ -5519,6 +6351,18 @@
       <w:rPr>
         <w:rFonts w:ascii="Symbol" w:hAnsi="Symbol" w:hint="default"/>
       </w:rPr>
+    </w:lvl>
+  </w:abstractNum>
+  <w:abstractNum w:abstractNumId="9">
+    <w:multiLevelType w:val="singleLevel"/>
+    <w:lvl w:ilvl="0">
+      <w:start w:val="1"/>
+      <w:numFmt w:val="decimal"/>
+      <w:lvlText w:val="%1."/>
+      <w:lvlJc w:val="left"/>
+      <w:pPr>
+        <w:ind w:left="720" w:hanging="360"/>
+      </w:pPr>
     </w:lvl>
   </w:abstractNum>
   <w:num w:numId="1">
@@ -5547,6 +6391,438 @@
   </w:num>
   <w:num w:numId="9">
     <w:abstractNumId w:val="0"/>
+  </w:num>
+  <w:num w:numId="10">
+    <w:abstractNumId w:val="9"/>
+    <w:lvlOverride w:ilvl="0">
+      <w:startOverride w:val="1"/>
+    </w:lvlOverride>
+  </w:num>
+  <w:num w:numId="11">
+    <w:abstractNumId w:val="9"/>
+    <w:lvlOverride w:ilvl="0">
+      <w:startOverride w:val="1"/>
+    </w:lvlOverride>
+  </w:num>
+  <w:num w:numId="12">
+    <w:abstractNumId w:val="9"/>
+    <w:lvlOverride w:ilvl="0">
+      <w:startOverride w:val="1"/>
+    </w:lvlOverride>
+  </w:num>
+  <w:num w:numId="13">
+    <w:abstractNumId w:val="9"/>
+    <w:lvlOverride w:ilvl="0">
+      <w:startOverride w:val="1"/>
+    </w:lvlOverride>
+  </w:num>
+  <w:num w:numId="14">
+    <w:abstractNumId w:val="9"/>
+    <w:lvlOverride w:ilvl="0">
+      <w:startOverride w:val="1"/>
+    </w:lvlOverride>
+  </w:num>
+  <w:num w:numId="15">
+    <w:abstractNumId w:val="9"/>
+    <w:lvlOverride w:ilvl="0">
+      <w:startOverride w:val="1"/>
+    </w:lvlOverride>
+  </w:num>
+  <w:num w:numId="16">
+    <w:abstractNumId w:val="9"/>
+    <w:lvlOverride w:ilvl="0">
+      <w:startOverride w:val="1"/>
+    </w:lvlOverride>
+  </w:num>
+  <w:num w:numId="17">
+    <w:abstractNumId w:val="9"/>
+    <w:lvlOverride w:ilvl="0">
+      <w:startOverride w:val="1"/>
+    </w:lvlOverride>
+  </w:num>
+  <w:num w:numId="18">
+    <w:abstractNumId w:val="9"/>
+    <w:lvlOverride w:ilvl="0">
+      <w:startOverride w:val="1"/>
+    </w:lvlOverride>
+  </w:num>
+  <w:num w:numId="19">
+    <w:abstractNumId w:val="9"/>
+    <w:lvlOverride w:ilvl="0">
+      <w:startOverride w:val="1"/>
+    </w:lvlOverride>
+  </w:num>
+  <w:num w:numId="20">
+    <w:abstractNumId w:val="9"/>
+    <w:lvlOverride w:ilvl="0">
+      <w:startOverride w:val="1"/>
+    </w:lvlOverride>
+  </w:num>
+  <w:num w:numId="21">
+    <w:abstractNumId w:val="9"/>
+    <w:lvlOverride w:ilvl="0">
+      <w:startOverride w:val="1"/>
+    </w:lvlOverride>
+  </w:num>
+  <w:num w:numId="22">
+    <w:abstractNumId w:val="9"/>
+    <w:lvlOverride w:ilvl="0">
+      <w:startOverride w:val="1"/>
+    </w:lvlOverride>
+  </w:num>
+  <w:num w:numId="23">
+    <w:abstractNumId w:val="9"/>
+    <w:lvlOverride w:ilvl="0">
+      <w:startOverride w:val="1"/>
+    </w:lvlOverride>
+  </w:num>
+  <w:num w:numId="24">
+    <w:abstractNumId w:val="9"/>
+    <w:lvlOverride w:ilvl="0">
+      <w:startOverride w:val="1"/>
+    </w:lvlOverride>
+  </w:num>
+  <w:num w:numId="25">
+    <w:abstractNumId w:val="9"/>
+    <w:lvlOverride w:ilvl="0">
+      <w:startOverride w:val="1"/>
+    </w:lvlOverride>
+  </w:num>
+  <w:num w:numId="26">
+    <w:abstractNumId w:val="9"/>
+    <w:lvlOverride w:ilvl="0">
+      <w:startOverride w:val="1"/>
+    </w:lvlOverride>
+  </w:num>
+  <w:num w:numId="27">
+    <w:abstractNumId w:val="9"/>
+    <w:lvlOverride w:ilvl="0">
+      <w:startOverride w:val="1"/>
+    </w:lvlOverride>
+  </w:num>
+  <w:num w:numId="28">
+    <w:abstractNumId w:val="9"/>
+    <w:lvlOverride w:ilvl="0">
+      <w:startOverride w:val="1"/>
+    </w:lvlOverride>
+  </w:num>
+  <w:num w:numId="29">
+    <w:abstractNumId w:val="9"/>
+    <w:lvlOverride w:ilvl="0">
+      <w:startOverride w:val="1"/>
+    </w:lvlOverride>
+  </w:num>
+  <w:num w:numId="30">
+    <w:abstractNumId w:val="9"/>
+    <w:lvlOverride w:ilvl="0">
+      <w:startOverride w:val="1"/>
+    </w:lvlOverride>
+  </w:num>
+  <w:num w:numId="31">
+    <w:abstractNumId w:val="9"/>
+    <w:lvlOverride w:ilvl="0">
+      <w:startOverride w:val="1"/>
+    </w:lvlOverride>
+  </w:num>
+  <w:num w:numId="32">
+    <w:abstractNumId w:val="9"/>
+    <w:lvlOverride w:ilvl="0">
+      <w:startOverride w:val="1"/>
+    </w:lvlOverride>
+  </w:num>
+  <w:num w:numId="33">
+    <w:abstractNumId w:val="9"/>
+    <w:lvlOverride w:ilvl="0">
+      <w:startOverride w:val="1"/>
+    </w:lvlOverride>
+  </w:num>
+  <w:num w:numId="34">
+    <w:abstractNumId w:val="9"/>
+    <w:lvlOverride w:ilvl="0">
+      <w:startOverride w:val="1"/>
+    </w:lvlOverride>
+  </w:num>
+  <w:num w:numId="35">
+    <w:abstractNumId w:val="9"/>
+    <w:lvlOverride w:ilvl="0">
+      <w:startOverride w:val="1"/>
+    </w:lvlOverride>
+  </w:num>
+  <w:num w:numId="36">
+    <w:abstractNumId w:val="9"/>
+    <w:lvlOverride w:ilvl="0">
+      <w:startOverride w:val="1"/>
+    </w:lvlOverride>
+  </w:num>
+  <w:num w:numId="37">
+    <w:abstractNumId w:val="9"/>
+    <w:lvlOverride w:ilvl="0">
+      <w:startOverride w:val="1"/>
+    </w:lvlOverride>
+  </w:num>
+  <w:num w:numId="38">
+    <w:abstractNumId w:val="9"/>
+    <w:lvlOverride w:ilvl="0">
+      <w:startOverride w:val="1"/>
+    </w:lvlOverride>
+  </w:num>
+  <w:num w:numId="39">
+    <w:abstractNumId w:val="9"/>
+    <w:lvlOverride w:ilvl="0">
+      <w:startOverride w:val="1"/>
+    </w:lvlOverride>
+  </w:num>
+  <w:num w:numId="40">
+    <w:abstractNumId w:val="9"/>
+    <w:lvlOverride w:ilvl="0">
+      <w:startOverride w:val="1"/>
+    </w:lvlOverride>
+  </w:num>
+  <w:num w:numId="41">
+    <w:abstractNumId w:val="9"/>
+    <w:lvlOverride w:ilvl="0">
+      <w:startOverride w:val="1"/>
+    </w:lvlOverride>
+  </w:num>
+  <w:num w:numId="42">
+    <w:abstractNumId w:val="9"/>
+    <w:lvlOverride w:ilvl="0">
+      <w:startOverride w:val="1"/>
+    </w:lvlOverride>
+  </w:num>
+  <w:num w:numId="43">
+    <w:abstractNumId w:val="9"/>
+    <w:lvlOverride w:ilvl="0">
+      <w:startOverride w:val="1"/>
+    </w:lvlOverride>
+  </w:num>
+  <w:num w:numId="44">
+    <w:abstractNumId w:val="9"/>
+    <w:lvlOverride w:ilvl="0">
+      <w:startOverride w:val="1"/>
+    </w:lvlOverride>
+  </w:num>
+  <w:num w:numId="45">
+    <w:abstractNumId w:val="9"/>
+    <w:lvlOverride w:ilvl="0">
+      <w:startOverride w:val="1"/>
+    </w:lvlOverride>
+  </w:num>
+  <w:num w:numId="46">
+    <w:abstractNumId w:val="9"/>
+    <w:lvlOverride w:ilvl="0">
+      <w:startOverride w:val="1"/>
+    </w:lvlOverride>
+  </w:num>
+  <w:num w:numId="47">
+    <w:abstractNumId w:val="9"/>
+    <w:lvlOverride w:ilvl="0">
+      <w:startOverride w:val="1"/>
+    </w:lvlOverride>
+  </w:num>
+  <w:num w:numId="48">
+    <w:abstractNumId w:val="9"/>
+    <w:lvlOverride w:ilvl="0">
+      <w:startOverride w:val="1"/>
+    </w:lvlOverride>
+  </w:num>
+  <w:num w:numId="49">
+    <w:abstractNumId w:val="9"/>
+    <w:lvlOverride w:ilvl="0">
+      <w:startOverride w:val="1"/>
+    </w:lvlOverride>
+  </w:num>
+  <w:num w:numId="50">
+    <w:abstractNumId w:val="9"/>
+    <w:lvlOverride w:ilvl="0">
+      <w:startOverride w:val="1"/>
+    </w:lvlOverride>
+  </w:num>
+  <w:num w:numId="51">
+    <w:abstractNumId w:val="9"/>
+    <w:lvlOverride w:ilvl="0">
+      <w:startOverride w:val="1"/>
+    </w:lvlOverride>
+  </w:num>
+  <w:num w:numId="52">
+    <w:abstractNumId w:val="9"/>
+    <w:lvlOverride w:ilvl="0">
+      <w:startOverride w:val="1"/>
+    </w:lvlOverride>
+  </w:num>
+  <w:num w:numId="53">
+    <w:abstractNumId w:val="9"/>
+    <w:lvlOverride w:ilvl="0">
+      <w:startOverride w:val="1"/>
+    </w:lvlOverride>
+  </w:num>
+  <w:num w:numId="54">
+    <w:abstractNumId w:val="9"/>
+    <w:lvlOverride w:ilvl="0">
+      <w:startOverride w:val="1"/>
+    </w:lvlOverride>
+  </w:num>
+  <w:num w:numId="55">
+    <w:abstractNumId w:val="9"/>
+    <w:lvlOverride w:ilvl="0">
+      <w:startOverride w:val="1"/>
+    </w:lvlOverride>
+  </w:num>
+  <w:num w:numId="56">
+    <w:abstractNumId w:val="9"/>
+    <w:lvlOverride w:ilvl="0">
+      <w:startOverride w:val="1"/>
+    </w:lvlOverride>
+  </w:num>
+  <w:num w:numId="57">
+    <w:abstractNumId w:val="9"/>
+    <w:lvlOverride w:ilvl="0">
+      <w:startOverride w:val="1"/>
+    </w:lvlOverride>
+  </w:num>
+  <w:num w:numId="58">
+    <w:abstractNumId w:val="9"/>
+    <w:lvlOverride w:ilvl="0">
+      <w:startOverride w:val="1"/>
+    </w:lvlOverride>
+  </w:num>
+  <w:num w:numId="59">
+    <w:abstractNumId w:val="9"/>
+    <w:lvlOverride w:ilvl="0">
+      <w:startOverride w:val="1"/>
+    </w:lvlOverride>
+  </w:num>
+  <w:num w:numId="60">
+    <w:abstractNumId w:val="9"/>
+    <w:lvlOverride w:ilvl="0">
+      <w:startOverride w:val="1"/>
+    </w:lvlOverride>
+  </w:num>
+  <w:num w:numId="61">
+    <w:abstractNumId w:val="9"/>
+    <w:lvlOverride w:ilvl="0">
+      <w:startOverride w:val="1"/>
+    </w:lvlOverride>
+  </w:num>
+  <w:num w:numId="62">
+    <w:abstractNumId w:val="9"/>
+    <w:lvlOverride w:ilvl="0">
+      <w:startOverride w:val="1"/>
+    </w:lvlOverride>
+  </w:num>
+  <w:num w:numId="63">
+    <w:abstractNumId w:val="9"/>
+    <w:lvlOverride w:ilvl="0">
+      <w:startOverride w:val="1"/>
+    </w:lvlOverride>
+  </w:num>
+  <w:num w:numId="64">
+    <w:abstractNumId w:val="9"/>
+    <w:lvlOverride w:ilvl="0">
+      <w:startOverride w:val="1"/>
+    </w:lvlOverride>
+  </w:num>
+  <w:num w:numId="65">
+    <w:abstractNumId w:val="9"/>
+    <w:lvlOverride w:ilvl="0">
+      <w:startOverride w:val="1"/>
+    </w:lvlOverride>
+  </w:num>
+  <w:num w:numId="66">
+    <w:abstractNumId w:val="9"/>
+    <w:lvlOverride w:ilvl="0">
+      <w:startOverride w:val="1"/>
+    </w:lvlOverride>
+  </w:num>
+  <w:num w:numId="67">
+    <w:abstractNumId w:val="9"/>
+    <w:lvlOverride w:ilvl="0">
+      <w:startOverride w:val="1"/>
+    </w:lvlOverride>
+  </w:num>
+  <w:num w:numId="68">
+    <w:abstractNumId w:val="9"/>
+    <w:lvlOverride w:ilvl="0">
+      <w:startOverride w:val="1"/>
+    </w:lvlOverride>
+  </w:num>
+  <w:num w:numId="69">
+    <w:abstractNumId w:val="9"/>
+    <w:lvlOverride w:ilvl="0">
+      <w:startOverride w:val="1"/>
+    </w:lvlOverride>
+  </w:num>
+  <w:num w:numId="70">
+    <w:abstractNumId w:val="9"/>
+    <w:lvlOverride w:ilvl="0">
+      <w:startOverride w:val="1"/>
+    </w:lvlOverride>
+  </w:num>
+  <w:num w:numId="71">
+    <w:abstractNumId w:val="9"/>
+    <w:lvlOverride w:ilvl="0">
+      <w:startOverride w:val="1"/>
+    </w:lvlOverride>
+  </w:num>
+  <w:num w:numId="72">
+    <w:abstractNumId w:val="9"/>
+    <w:lvlOverride w:ilvl="0">
+      <w:startOverride w:val="1"/>
+    </w:lvlOverride>
+  </w:num>
+  <w:num w:numId="73">
+    <w:abstractNumId w:val="9"/>
+    <w:lvlOverride w:ilvl="0">
+      <w:startOverride w:val="1"/>
+    </w:lvlOverride>
+  </w:num>
+  <w:num w:numId="74">
+    <w:abstractNumId w:val="9"/>
+    <w:lvlOverride w:ilvl="0">
+      <w:startOverride w:val="1"/>
+    </w:lvlOverride>
+  </w:num>
+  <w:num w:numId="75">
+    <w:abstractNumId w:val="9"/>
+    <w:lvlOverride w:ilvl="0">
+      <w:startOverride w:val="1"/>
+    </w:lvlOverride>
+  </w:num>
+  <w:num w:numId="76">
+    <w:abstractNumId w:val="9"/>
+    <w:lvlOverride w:ilvl="0">
+      <w:startOverride w:val="1"/>
+    </w:lvlOverride>
+  </w:num>
+  <w:num w:numId="77">
+    <w:abstractNumId w:val="9"/>
+    <w:lvlOverride w:ilvl="0">
+      <w:startOverride w:val="1"/>
+    </w:lvlOverride>
+  </w:num>
+  <w:num w:numId="78">
+    <w:abstractNumId w:val="9"/>
+    <w:lvlOverride w:ilvl="0">
+      <w:startOverride w:val="1"/>
+    </w:lvlOverride>
+  </w:num>
+  <w:num w:numId="79">
+    <w:abstractNumId w:val="9"/>
+    <w:lvlOverride w:ilvl="0">
+      <w:startOverride w:val="1"/>
+    </w:lvlOverride>
+  </w:num>
+  <w:num w:numId="80">
+    <w:abstractNumId w:val="9"/>
+    <w:lvlOverride w:ilvl="0">
+      <w:startOverride w:val="1"/>
+    </w:lvlOverride>
+  </w:num>
+  <w:num w:numId="81">
+    <w:abstractNumId w:val="9"/>
+    <w:lvlOverride w:ilvl="0">
+      <w:startOverride w:val="1"/>
+    </w:lvlOverride>
   </w:num>
 </w:numbering>
 </file>

--- a/downloads/Den Guide - Tiger.docx
+++ b/downloads/Den Guide - Tiger.docx
@@ -372,6 +372,542 @@
     <w:p>
       <w:r>
         <w:br w:type="page"/>
+      </w:r>
+    </w:p>
+    <w:p>
+      <w:pPr>
+        <w:spacing w:before="280" w:after="80"/>
+      </w:pPr>
+      <w:r>
+        <w:rPr>
+          <w:b/>
+          <w:color w:val="E8622D"/>
+          <w:sz w:val="28"/>
+        </w:rPr>
+        <w:t>August 2026: Bobcat Kickoff</w:t>
+      </w:r>
+    </w:p>
+    <w:p>
+      <w:r>
+        <w:rPr>
+          <w:i/>
+        </w:rPr>
+        <w:t>August is a partial startup month: the Welcome Back Party (Aug 13) and New Scout Night (Aug 20) kick off the year, and the first den meeting (Aug 27) starts Bobcat. Meet everyone, set up how the den runs, and get a first taste of the Scout Oath, Law, and sign. Bobcat is finished in September, so Scouts who join in early fall still catch up.</w:t>
+      </w:r>
+    </w:p>
+    <w:tbl>
+      <w:tblPr>
+        <w:tblStyle w:val="LightGrid-Accent1"/>
+        <w:tblW w:type="auto" w:w="0"/>
+        <w:tblLook w:firstColumn="1" w:firstRow="1" w:lastColumn="0" w:lastRow="0" w:noHBand="0" w:noVBand="1" w:val="04A0"/>
+      </w:tblPr>
+      <w:tblGrid>
+        <w:gridCol w:w="3360"/>
+        <w:gridCol w:w="3360"/>
+        <w:gridCol w:w="3360"/>
+      </w:tblGrid>
+      <w:tr>
+        <w:tc>
+          <w:tcPr>
+            <w:tcW w:type="dxa" w:w="3360"/>
+          </w:tcPr>
+          <w:p>
+            <w:r>
+              <w:rPr>
+                <w:sz w:val="17"/>
+              </w:rPr>
+              <w:t>Aligned Den Meeting</w:t>
+              <w:br/>
+              <w:t>Thu Aug 27</w:t>
+            </w:r>
+          </w:p>
+        </w:tc>
+        <w:tc>
+          <w:tcPr>
+            <w:tcW w:type="dxa" w:w="3360"/>
+          </w:tcPr>
+          <w:p>
+            <w:r>
+              <w:rPr>
+                <w:sz w:val="17"/>
+              </w:rPr>
+              <w:t>New Scout Night</w:t>
+              <w:br/>
+              <w:t>Thu Aug 20</w:t>
+            </w:r>
+          </w:p>
+        </w:tc>
+        <w:tc>
+          <w:tcPr>
+            <w:tcW w:type="dxa" w:w="3360"/>
+          </w:tcPr>
+          <w:p>
+            <w:r>
+              <w:rPr>
+                <w:sz w:val="17"/>
+              </w:rPr>
+              <w:t>Pack Meeting</w:t>
+              <w:br/>
+              <w:t>Thu Aug 13</w:t>
+            </w:r>
+          </w:p>
+        </w:tc>
+      </w:tr>
+    </w:tbl>
+    <w:p/>
+    <w:p>
+      <w:r>
+        <w:rPr>
+          <w:b/>
+        </w:rPr>
+        <w:t>Family / at-home requirements this month:</w:t>
+      </w:r>
+    </w:p>
+    <w:p>
+      <w:pPr>
+        <w:pStyle w:val="ListBullet"/>
+      </w:pPr>
+      <w:r>
+        <w:t>Pick up the family welcome packet and the pack calendar at the Aug 13 Welcome Back Party.</w:t>
+      </w:r>
+    </w:p>
+    <w:p>
+      <w:pPr>
+        <w:pStyle w:val="ListBullet"/>
+      </w:pPr>
+      <w:r>
+        <w:t>Bobcat starts now and is completed in September - new families who join at New Scout Night (Aug 20) jump in then.</w:t>
+      </w:r>
+    </w:p>
+    <w:p>
+      <w:pPr>
+        <w:spacing w:before="200" w:after="80"/>
+      </w:pPr>
+      <w:r>
+        <w:rPr>
+          <w:b/>
+          <w:color w:val="E8622D"/>
+          <w:sz w:val="25"/>
+        </w:rPr>
+        <w:t>Thu Aug 27  —  Meet Your Den &amp; Start Bobcat</w:t>
+      </w:r>
+    </w:p>
+    <w:p>
+      <w:pPr>
+        <w:spacing w:after="40"/>
+      </w:pPr>
+      <w:r>
+        <w:rPr>
+          <w:b/>
+        </w:rPr>
+        <w:t xml:space="preserve">Focus: </w:t>
+      </w:r>
+      <w:r>
+        <w:t>Get to know your den, set up how meetings run, and get a first look at the Scout Oath, Scout Law, and Cub Scout sign.</w:t>
+      </w:r>
+    </w:p>
+    <w:p>
+      <w:pPr>
+        <w:spacing w:after="40"/>
+      </w:pPr>
+      <w:r>
+        <w:rPr>
+          <w:b/>
+        </w:rPr>
+        <w:t>Requirements completed tonight:</w:t>
+      </w:r>
+    </w:p>
+    <w:p>
+      <w:pPr>
+        <w:pStyle w:val="ListBullet"/>
+      </w:pPr>
+      <w:r>
+        <w:t>Bobcat (start): Get to know the members of your den.</w:t>
+      </w:r>
+    </w:p>
+    <w:p>
+      <w:pPr>
+        <w:pStyle w:val="ListBullet"/>
+      </w:pPr>
+      <w:r>
+        <w:t>Bobcat (start): First look at the Scout Oath, Scout Law, and Cub Scout sign - completed in September.</w:t>
+      </w:r>
+    </w:p>
+    <w:p>
+      <w:pPr>
+        <w:spacing w:after="40"/>
+      </w:pPr>
+      <w:r>
+        <w:rPr>
+          <w:b/>
+        </w:rPr>
+        <w:t>Materials to bring:</w:t>
+      </w:r>
+    </w:p>
+    <w:p>
+      <w:r>
+        <w:t>poster board, markers, tape, printable Scout Oath / Scout Law / Sign cards</w:t>
+      </w:r>
+    </w:p>
+    <w:p>
+      <w:pPr>
+        <w:spacing w:after="20"/>
+      </w:pPr>
+      <w:r>
+        <w:rPr>
+          <w:b/>
+        </w:rPr>
+        <w:t>Gathering — Name Game Mixer</w:t>
+      </w:r>
+    </w:p>
+    <w:p>
+      <w:pPr>
+        <w:spacing w:after="20"/>
+        <w:numPr>
+          <w:ilvl w:val="0"/>
+          <w:numId w:val="11"/>
+        </w:numPr>
+      </w:pPr>
+      <w:r>
+        <w:t>As Scouts arrive, play a quick name game (name + favorite animal, or toss-a-ball name catch).</w:t>
+      </w:r>
+    </w:p>
+    <w:p>
+      <w:pPr>
+        <w:spacing w:after="20"/>
+        <w:numPr>
+          <w:ilvl w:val="0"/>
+          <w:numId w:val="11"/>
+        </w:numPr>
+      </w:pPr>
+      <w:r>
+        <w:t>Den Chief learns and uses every Scout's name right away.</w:t>
+      </w:r>
+    </w:p>
+    <w:p>
+      <w:pPr>
+        <w:spacing w:after="20"/>
+        <w:numPr>
+          <w:ilvl w:val="0"/>
+          <w:numId w:val="11"/>
+        </w:numPr>
+      </w:pPr>
+      <w:r>
+        <w:t>New Scouts and returning Scouts pair up so no one stands alone.</w:t>
+      </w:r>
+    </w:p>
+    <w:p>
+      <w:pPr>
+        <w:spacing w:after="20"/>
+      </w:pPr>
+      <w:r>
+        <w:rPr>
+          <w:b/>
+        </w:rPr>
+        <w:t>Opening — Opening Ceremony</w:t>
+      </w:r>
+    </w:p>
+    <w:p>
+      <w:pPr>
+        <w:spacing w:after="20"/>
+        <w:numPr>
+          <w:ilvl w:val="0"/>
+          <w:numId w:val="12"/>
+        </w:numPr>
+      </w:pPr>
+      <w:r>
+        <w:t>Form up in a horseshoe or circle. Ask a Scout to lead the Pledge of Allegiance to the flag.</w:t>
+      </w:r>
+    </w:p>
+    <w:p>
+      <w:pPr>
+        <w:spacing w:after="20"/>
+        <w:numPr>
+          <w:ilvl w:val="0"/>
+          <w:numId w:val="12"/>
+        </w:numPr>
+      </w:pPr>
+      <w:r>
+        <w:t>Everyone gives the Cub Scout sign and recites the Scout Oath together.</w:t>
+      </w:r>
+    </w:p>
+    <w:p>
+      <w:pPr>
+        <w:spacing w:after="20"/>
+        <w:numPr>
+          <w:ilvl w:val="0"/>
+          <w:numId w:val="12"/>
+        </w:numPr>
+      </w:pPr>
+      <w:r>
+        <w:t>Recite the Scout Law together. Younger dens may say it line-by-line after the Den Chief.</w:t>
+      </w:r>
+    </w:p>
+    <w:p>
+      <w:pPr>
+        <w:spacing w:after="20"/>
+      </w:pPr>
+      <w:r>
+        <w:rPr>
+          <w:b/>
+        </w:rPr>
+        <w:t>Activity — Welcome Circle</w:t>
+      </w:r>
+    </w:p>
+    <w:p>
+      <w:pPr>
+        <w:spacing w:after="20"/>
+        <w:numPr>
+          <w:ilvl w:val="0"/>
+          <w:numId w:val="13"/>
+        </w:numPr>
+      </w:pPr>
+      <w:r>
+        <w:t>Everyone shares their name, grade, and one thing they hope to do in Scouts this year.</w:t>
+      </w:r>
+    </w:p>
+    <w:p>
+      <w:pPr>
+        <w:spacing w:after="20"/>
+        <w:numPr>
+          <w:ilvl w:val="0"/>
+          <w:numId w:val="13"/>
+        </w:numPr>
+      </w:pPr>
+      <w:r>
+        <w:t>Den Chief and leader introduce themselves and how the year works.</w:t>
+      </w:r>
+    </w:p>
+    <w:p>
+      <w:pPr>
+        <w:spacing w:after="20"/>
+        <w:numPr>
+          <w:ilvl w:val="0"/>
+          <w:numId w:val="13"/>
+        </w:numPr>
+      </w:pPr>
+      <w:r>
+        <w:t>Celebrate that this is the start of a fun year together.</w:t>
+      </w:r>
+    </w:p>
+    <w:p>
+      <w:pPr>
+        <w:spacing w:after="20"/>
+      </w:pPr>
+      <w:r>
+        <w:rPr>
+          <w:b/>
+        </w:rPr>
+        <w:t>Activity — Set Up Our Den</w:t>
+      </w:r>
+    </w:p>
+    <w:p>
+      <w:pPr>
+        <w:spacing w:after="20"/>
+        <w:numPr>
+          <w:ilvl w:val="0"/>
+          <w:numId w:val="14"/>
+        </w:numPr>
+      </w:pPr>
+      <w:r>
+        <w:t>Talk about how meetings work: gathering game, opening, activity, closing.</w:t>
+      </w:r>
+    </w:p>
+    <w:p>
+      <w:pPr>
+        <w:spacing w:after="20"/>
+        <w:numPr>
+          <w:ilvl w:val="0"/>
+          <w:numId w:val="14"/>
+        </w:numPr>
+      </w:pPr>
+      <w:r>
+        <w:t>As a den, make a simple Den Code of Conduct (be kind, listen, do your best); everyone adds a handprint or signature.</w:t>
+      </w:r>
+    </w:p>
+    <w:p>
+      <w:pPr>
+        <w:spacing w:after="20"/>
+        <w:numPr>
+          <w:ilvl w:val="0"/>
+          <w:numId w:val="14"/>
+        </w:numPr>
+      </w:pPr>
+      <w:r>
+        <w:t>Pick where the den banner/code will hang each week.</w:t>
+      </w:r>
+    </w:p>
+    <w:p>
+      <w:pPr>
+        <w:spacing w:after="40"/>
+      </w:pPr>
+      <w:r>
+        <w:rPr>
+          <w:i/>
+          <w:sz w:val="18"/>
+        </w:rPr>
+        <w:t>Needs: poster board, markers, tape</w:t>
+      </w:r>
+    </w:p>
+    <w:p>
+      <w:pPr>
+        <w:spacing w:after="20"/>
+      </w:pPr>
+      <w:r>
+        <w:rPr>
+          <w:b/>
+        </w:rPr>
+        <w:t>Activity — First Look: Oath, Law &amp; Sign</w:t>
+      </w:r>
+    </w:p>
+    <w:p>
+      <w:pPr>
+        <w:spacing w:after="20"/>
+        <w:numPr>
+          <w:ilvl w:val="0"/>
+          <w:numId w:val="15"/>
+        </w:numPr>
+      </w:pPr>
+      <w:r>
+        <w:t>Show the Cub Scout sign (two fingers up) and practice it together.</w:t>
+      </w:r>
+    </w:p>
+    <w:p>
+      <w:pPr>
+        <w:spacing w:after="20"/>
+        <w:numPr>
+          <w:ilvl w:val="0"/>
+          <w:numId w:val="15"/>
+        </w:numPr>
+      </w:pPr>
+      <w:r>
+        <w:t>Read the Scout Oath and Scout Law aloud; Scouts repeat a line at a time.</w:t>
+      </w:r>
+    </w:p>
+    <w:p>
+      <w:pPr>
+        <w:spacing w:after="20"/>
+        <w:numPr>
+          <w:ilvl w:val="0"/>
+          <w:numId w:val="15"/>
+        </w:numPr>
+      </w:pPr>
+      <w:r>
+        <w:t>Hand out or display the printable Oath, Law, and Sign cards to take home and practice.</w:t>
+      </w:r>
+    </w:p>
+    <w:p>
+      <w:pPr>
+        <w:spacing w:after="40"/>
+      </w:pPr>
+      <w:r>
+        <w:rPr>
+          <w:i/>
+          <w:sz w:val="18"/>
+        </w:rPr>
+        <w:t>Needs: printable Scout Oath / Scout Law / Sign cards</w:t>
+      </w:r>
+    </w:p>
+    <w:p>
+      <w:pPr>
+        <w:spacing w:after="20"/>
+      </w:pPr>
+      <w:r>
+        <w:rPr>
+          <w:b/>
+        </w:rPr>
+        <w:t>Closing — Closing Ceremony - the Living Circle</w:t>
+      </w:r>
+    </w:p>
+    <w:p>
+      <w:pPr>
+        <w:spacing w:after="20"/>
+        <w:numPr>
+          <w:ilvl w:val="0"/>
+          <w:numId w:val="16"/>
+        </w:numPr>
+      </w:pPr>
+      <w:r>
+        <w:t>Form a circle. Everyone puts their left hand toward the center, little fingers linked to the next Scout.</w:t>
+      </w:r>
+    </w:p>
+    <w:p>
+      <w:pPr>
+        <w:spacing w:after="20"/>
+        <w:numPr>
+          <w:ilvl w:val="0"/>
+          <w:numId w:val="16"/>
+        </w:numPr>
+      </w:pPr>
+      <w:r>
+        <w:t>Den Chief shares a 1-sentence thought tied to tonight (e.g., 'Tonight we practiced being Helpful.').</w:t>
+      </w:r>
+    </w:p>
+    <w:p>
+      <w:pPr>
+        <w:spacing w:after="20"/>
+        <w:numPr>
+          <w:ilvl w:val="0"/>
+          <w:numId w:val="16"/>
+        </w:numPr>
+      </w:pPr>
+      <w:r>
+        <w:t>On the Den Chief's signal, everyone raises the circle and gives a quiet 'Do Your Best!' Dismiss.</w:t>
+      </w:r>
+    </w:p>
+    <w:p>
+      <w:pPr>
+        <w:spacing w:after="40"/>
+      </w:pPr>
+      <w:r>
+        <w:rPr>
+          <w:b/>
+        </w:rPr>
+        <w:t>Send home / follow-up:</w:t>
+      </w:r>
+    </w:p>
+    <w:p>
+      <w:pPr>
+        <w:pStyle w:val="ListBullet"/>
+      </w:pPr>
+      <w:r>
+        <w:t>Practice the Cub Scout sign and the Scout Oath and Law at home using the printable cards.</w:t>
+      </w:r>
+    </w:p>
+    <w:p>
+      <w:pPr>
+        <w:pStyle w:val="ListBullet"/>
+      </w:pPr>
+      <w:r>
+        <w:t>Remember: every Tiger brings an adult partner to every meeting - sign up for a host month.</w:t>
+      </w:r>
+    </w:p>
+    <w:p>
+      <w:pPr>
+        <w:spacing w:after="120"/>
+      </w:pPr>
+      <w:r>
+        <w:rPr>
+          <w:b/>
+        </w:rPr>
+        <w:t xml:space="preserve">Den Chief tip: </w:t>
+      </w:r>
+      <w:r>
+        <w:t>Keep it warm and easy - August is a soft start and families are still joining. The goal tonight is belonging and excitement, not finishing requirements. Bobcat gets completed in September.</w:t>
+      </w:r>
+    </w:p>
+    <w:p>
+      <w:pPr>
+        <w:spacing w:after="160"/>
+      </w:pPr>
+      <w:r>
+        <w:rPr>
+          <w:b/>
+        </w:rPr>
+        <w:t xml:space="preserve">Flex week idea: </w:t>
+      </w:r>
+      <w:r>
+        <w:t>Aug 13 Welcome Back Party and Aug 20 New Scout Night are pack-run. Use them to recruit, hand out calendars, and welcome new families before the Aug 27 den kickoff.</w:t>
       </w:r>
     </w:p>
     <w:p>
@@ -581,7 +1117,7 @@
         <w:spacing w:after="20"/>
         <w:numPr>
           <w:ilvl w:val="0"/>
-          <w:numId w:val="11"/>
+          <w:numId w:val="17"/>
         </w:numPr>
       </w:pPr>
       <w:r>
@@ -593,7 +1129,7 @@
         <w:spacing w:after="20"/>
         <w:numPr>
           <w:ilvl w:val="0"/>
-          <w:numId w:val="11"/>
+          <w:numId w:val="17"/>
         </w:numPr>
       </w:pPr>
       <w:r>
@@ -605,7 +1141,7 @@
         <w:spacing w:after="20"/>
         <w:numPr>
           <w:ilvl w:val="0"/>
-          <w:numId w:val="11"/>
+          <w:numId w:val="17"/>
         </w:numPr>
       </w:pPr>
       <w:r>
@@ -628,7 +1164,7 @@
         <w:spacing w:after="20"/>
         <w:numPr>
           <w:ilvl w:val="0"/>
-          <w:numId w:val="12"/>
+          <w:numId w:val="18"/>
         </w:numPr>
       </w:pPr>
       <w:r>
@@ -640,7 +1176,7 @@
         <w:spacing w:after="20"/>
         <w:numPr>
           <w:ilvl w:val="0"/>
-          <w:numId w:val="12"/>
+          <w:numId w:val="18"/>
         </w:numPr>
       </w:pPr>
       <w:r>
@@ -652,7 +1188,7 @@
         <w:spacing w:after="20"/>
         <w:numPr>
           <w:ilvl w:val="0"/>
-          <w:numId w:val="12"/>
+          <w:numId w:val="18"/>
         </w:numPr>
       </w:pPr>
       <w:r>
@@ -675,7 +1211,7 @@
         <w:spacing w:after="20"/>
         <w:numPr>
           <w:ilvl w:val="0"/>
-          <w:numId w:val="13"/>
+          <w:numId w:val="19"/>
         </w:numPr>
       </w:pPr>
       <w:r>
@@ -687,7 +1223,7 @@
         <w:spacing w:after="20"/>
         <w:numPr>
           <w:ilvl w:val="0"/>
-          <w:numId w:val="13"/>
+          <w:numId w:val="19"/>
         </w:numPr>
       </w:pPr>
       <w:r>
@@ -699,7 +1235,7 @@
         <w:spacing w:after="20"/>
         <w:numPr>
           <w:ilvl w:val="0"/>
-          <w:numId w:val="13"/>
+          <w:numId w:val="19"/>
         </w:numPr>
       </w:pPr>
       <w:r>
@@ -734,7 +1270,7 @@
         <w:spacing w:after="20"/>
         <w:numPr>
           <w:ilvl w:val="0"/>
-          <w:numId w:val="14"/>
+          <w:numId w:val="20"/>
         </w:numPr>
       </w:pPr>
       <w:r>
@@ -746,7 +1282,7 @@
         <w:spacing w:after="20"/>
         <w:numPr>
           <w:ilvl w:val="0"/>
-          <w:numId w:val="14"/>
+          <w:numId w:val="20"/>
         </w:numPr>
       </w:pPr>
       <w:r>
@@ -758,7 +1294,7 @@
         <w:spacing w:after="20"/>
         <w:numPr>
           <w:ilvl w:val="0"/>
-          <w:numId w:val="14"/>
+          <w:numId w:val="20"/>
         </w:numPr>
       </w:pPr>
       <w:r>
@@ -793,7 +1329,7 @@
         <w:spacing w:after="20"/>
         <w:numPr>
           <w:ilvl w:val="0"/>
-          <w:numId w:val="15"/>
+          <w:numId w:val="21"/>
         </w:numPr>
       </w:pPr>
       <w:r>
@@ -805,7 +1341,7 @@
         <w:spacing w:after="20"/>
         <w:numPr>
           <w:ilvl w:val="0"/>
-          <w:numId w:val="15"/>
+          <w:numId w:val="21"/>
         </w:numPr>
       </w:pPr>
       <w:r>
@@ -817,7 +1353,7 @@
         <w:spacing w:after="20"/>
         <w:numPr>
           <w:ilvl w:val="0"/>
-          <w:numId w:val="15"/>
+          <w:numId w:val="21"/>
         </w:numPr>
       </w:pPr>
       <w:r>
@@ -951,7 +1487,7 @@
         <w:spacing w:after="20"/>
         <w:numPr>
           <w:ilvl w:val="0"/>
-          <w:numId w:val="16"/>
+          <w:numId w:val="22"/>
         </w:numPr>
       </w:pPr>
       <w:r>
@@ -963,7 +1499,7 @@
         <w:spacing w:after="20"/>
         <w:numPr>
           <w:ilvl w:val="0"/>
-          <w:numId w:val="16"/>
+          <w:numId w:val="22"/>
         </w:numPr>
       </w:pPr>
       <w:r>
@@ -986,7 +1522,7 @@
         <w:spacing w:after="20"/>
         <w:numPr>
           <w:ilvl w:val="0"/>
-          <w:numId w:val="17"/>
+          <w:numId w:val="23"/>
         </w:numPr>
       </w:pPr>
       <w:r>
@@ -998,7 +1534,7 @@
         <w:spacing w:after="20"/>
         <w:numPr>
           <w:ilvl w:val="0"/>
-          <w:numId w:val="17"/>
+          <w:numId w:val="23"/>
         </w:numPr>
       </w:pPr>
       <w:r>
@@ -1010,7 +1546,7 @@
         <w:spacing w:after="20"/>
         <w:numPr>
           <w:ilvl w:val="0"/>
-          <w:numId w:val="17"/>
+          <w:numId w:val="23"/>
         </w:numPr>
       </w:pPr>
       <w:r>
@@ -1033,7 +1569,7 @@
         <w:spacing w:after="20"/>
         <w:numPr>
           <w:ilvl w:val="0"/>
-          <w:numId w:val="18"/>
+          <w:numId w:val="24"/>
         </w:numPr>
       </w:pPr>
       <w:r>
@@ -1045,7 +1581,7 @@
         <w:spacing w:after="20"/>
         <w:numPr>
           <w:ilvl w:val="0"/>
-          <w:numId w:val="18"/>
+          <w:numId w:val="24"/>
         </w:numPr>
       </w:pPr>
       <w:r>
@@ -1057,7 +1593,7 @@
         <w:spacing w:after="20"/>
         <w:numPr>
           <w:ilvl w:val="0"/>
-          <w:numId w:val="18"/>
+          <w:numId w:val="24"/>
         </w:numPr>
       </w:pPr>
       <w:r>
@@ -1069,7 +1605,7 @@
         <w:spacing w:after="20"/>
         <w:numPr>
           <w:ilvl w:val="0"/>
-          <w:numId w:val="18"/>
+          <w:numId w:val="24"/>
         </w:numPr>
       </w:pPr>
       <w:r>
@@ -1104,7 +1640,7 @@
         <w:spacing w:after="20"/>
         <w:numPr>
           <w:ilvl w:val="0"/>
-          <w:numId w:val="19"/>
+          <w:numId w:val="25"/>
         </w:numPr>
       </w:pPr>
       <w:r>
@@ -1116,7 +1652,7 @@
         <w:spacing w:after="20"/>
         <w:numPr>
           <w:ilvl w:val="0"/>
-          <w:numId w:val="19"/>
+          <w:numId w:val="25"/>
         </w:numPr>
       </w:pPr>
       <w:r>
@@ -1128,7 +1664,7 @@
         <w:spacing w:after="20"/>
         <w:numPr>
           <w:ilvl w:val="0"/>
-          <w:numId w:val="19"/>
+          <w:numId w:val="25"/>
         </w:numPr>
       </w:pPr>
       <w:r>
@@ -1151,7 +1687,7 @@
         <w:spacing w:after="20"/>
         <w:numPr>
           <w:ilvl w:val="0"/>
-          <w:numId w:val="20"/>
+          <w:numId w:val="26"/>
         </w:numPr>
       </w:pPr>
       <w:r>
@@ -1163,7 +1699,7 @@
         <w:spacing w:after="20"/>
         <w:numPr>
           <w:ilvl w:val="0"/>
-          <w:numId w:val="20"/>
+          <w:numId w:val="26"/>
         </w:numPr>
       </w:pPr>
       <w:r>
@@ -1175,7 +1711,7 @@
         <w:spacing w:after="20"/>
         <w:numPr>
           <w:ilvl w:val="0"/>
-          <w:numId w:val="20"/>
+          <w:numId w:val="26"/>
         </w:numPr>
       </w:pPr>
       <w:r>
@@ -1420,7 +1956,7 @@
         <w:spacing w:after="20"/>
         <w:numPr>
           <w:ilvl w:val="0"/>
-          <w:numId w:val="21"/>
+          <w:numId w:val="27"/>
         </w:numPr>
       </w:pPr>
       <w:r>
@@ -1432,7 +1968,7 @@
         <w:spacing w:after="20"/>
         <w:numPr>
           <w:ilvl w:val="0"/>
-          <w:numId w:val="21"/>
+          <w:numId w:val="27"/>
         </w:numPr>
       </w:pPr>
       <w:r>
@@ -1444,7 +1980,7 @@
         <w:spacing w:after="20"/>
         <w:numPr>
           <w:ilvl w:val="0"/>
-          <w:numId w:val="21"/>
+          <w:numId w:val="27"/>
         </w:numPr>
       </w:pPr>
       <w:r>
@@ -1467,7 +2003,7 @@
         <w:spacing w:after="20"/>
         <w:numPr>
           <w:ilvl w:val="0"/>
-          <w:numId w:val="22"/>
+          <w:numId w:val="28"/>
         </w:numPr>
       </w:pPr>
       <w:r>
@@ -1479,7 +2015,7 @@
         <w:spacing w:after="20"/>
         <w:numPr>
           <w:ilvl w:val="0"/>
-          <w:numId w:val="22"/>
+          <w:numId w:val="28"/>
         </w:numPr>
       </w:pPr>
       <w:r>
@@ -1491,7 +2027,7 @@
         <w:spacing w:after="20"/>
         <w:numPr>
           <w:ilvl w:val="0"/>
-          <w:numId w:val="22"/>
+          <w:numId w:val="28"/>
         </w:numPr>
       </w:pPr>
       <w:r>
@@ -1514,7 +2050,7 @@
         <w:spacing w:after="20"/>
         <w:numPr>
           <w:ilvl w:val="0"/>
-          <w:numId w:val="23"/>
+          <w:numId w:val="29"/>
         </w:numPr>
       </w:pPr>
       <w:r>
@@ -1526,7 +2062,7 @@
         <w:spacing w:after="20"/>
         <w:numPr>
           <w:ilvl w:val="0"/>
-          <w:numId w:val="23"/>
+          <w:numId w:val="29"/>
         </w:numPr>
       </w:pPr>
       <w:r>
@@ -1538,7 +2074,7 @@
         <w:spacing w:after="20"/>
         <w:numPr>
           <w:ilvl w:val="0"/>
-          <w:numId w:val="23"/>
+          <w:numId w:val="29"/>
         </w:numPr>
       </w:pPr>
       <w:r>
@@ -1573,7 +2109,7 @@
         <w:spacing w:after="20"/>
         <w:numPr>
           <w:ilvl w:val="0"/>
-          <w:numId w:val="24"/>
+          <w:numId w:val="30"/>
         </w:numPr>
       </w:pPr>
       <w:r>
@@ -1585,7 +2121,7 @@
         <w:spacing w:after="20"/>
         <w:numPr>
           <w:ilvl w:val="0"/>
-          <w:numId w:val="24"/>
+          <w:numId w:val="30"/>
         </w:numPr>
       </w:pPr>
       <w:r>
@@ -1597,7 +2133,7 @@
         <w:spacing w:after="20"/>
         <w:numPr>
           <w:ilvl w:val="0"/>
-          <w:numId w:val="24"/>
+          <w:numId w:val="30"/>
         </w:numPr>
       </w:pPr>
       <w:r>
@@ -1632,7 +2168,7 @@
         <w:spacing w:after="20"/>
         <w:numPr>
           <w:ilvl w:val="0"/>
-          <w:numId w:val="25"/>
+          <w:numId w:val="31"/>
         </w:numPr>
       </w:pPr>
       <w:r>
@@ -1644,7 +2180,7 @@
         <w:spacing w:after="20"/>
         <w:numPr>
           <w:ilvl w:val="0"/>
-          <w:numId w:val="25"/>
+          <w:numId w:val="31"/>
         </w:numPr>
       </w:pPr>
       <w:r>
@@ -1656,7 +2192,7 @@
         <w:spacing w:after="20"/>
         <w:numPr>
           <w:ilvl w:val="0"/>
-          <w:numId w:val="25"/>
+          <w:numId w:val="31"/>
         </w:numPr>
       </w:pPr>
       <w:r>
@@ -1691,7 +2227,7 @@
         <w:spacing w:after="20"/>
         <w:numPr>
           <w:ilvl w:val="0"/>
-          <w:numId w:val="26"/>
+          <w:numId w:val="32"/>
         </w:numPr>
       </w:pPr>
       <w:r>
@@ -1703,7 +2239,7 @@
         <w:spacing w:after="20"/>
         <w:numPr>
           <w:ilvl w:val="0"/>
-          <w:numId w:val="26"/>
+          <w:numId w:val="32"/>
         </w:numPr>
       </w:pPr>
       <w:r>
@@ -1715,7 +2251,7 @@
         <w:spacing w:after="20"/>
         <w:numPr>
           <w:ilvl w:val="0"/>
-          <w:numId w:val="26"/>
+          <w:numId w:val="32"/>
         </w:numPr>
       </w:pPr>
       <w:r>
@@ -1841,7 +2377,7 @@
         <w:spacing w:after="20"/>
         <w:numPr>
           <w:ilvl w:val="0"/>
-          <w:numId w:val="27"/>
+          <w:numId w:val="33"/>
         </w:numPr>
       </w:pPr>
       <w:r>
@@ -1853,7 +2389,7 @@
         <w:spacing w:after="20"/>
         <w:numPr>
           <w:ilvl w:val="0"/>
-          <w:numId w:val="27"/>
+          <w:numId w:val="33"/>
         </w:numPr>
       </w:pPr>
       <w:r>
@@ -1876,7 +2412,7 @@
         <w:spacing w:after="20"/>
         <w:numPr>
           <w:ilvl w:val="0"/>
-          <w:numId w:val="28"/>
+          <w:numId w:val="34"/>
         </w:numPr>
       </w:pPr>
       <w:r>
@@ -1888,7 +2424,7 @@
         <w:spacing w:after="20"/>
         <w:numPr>
           <w:ilvl w:val="0"/>
-          <w:numId w:val="28"/>
+          <w:numId w:val="34"/>
         </w:numPr>
       </w:pPr>
       <w:r>
@@ -1900,7 +2436,7 @@
         <w:spacing w:after="20"/>
         <w:numPr>
           <w:ilvl w:val="0"/>
-          <w:numId w:val="28"/>
+          <w:numId w:val="34"/>
         </w:numPr>
       </w:pPr>
       <w:r>
@@ -1923,7 +2459,7 @@
         <w:spacing w:after="20"/>
         <w:numPr>
           <w:ilvl w:val="0"/>
-          <w:numId w:val="29"/>
+          <w:numId w:val="35"/>
         </w:numPr>
       </w:pPr>
       <w:r>
@@ -1935,7 +2471,7 @@
         <w:spacing w:after="20"/>
         <w:numPr>
           <w:ilvl w:val="0"/>
-          <w:numId w:val="29"/>
+          <w:numId w:val="35"/>
         </w:numPr>
       </w:pPr>
       <w:r>
@@ -1947,7 +2483,7 @@
         <w:spacing w:after="20"/>
         <w:numPr>
           <w:ilvl w:val="0"/>
-          <w:numId w:val="29"/>
+          <w:numId w:val="35"/>
         </w:numPr>
       </w:pPr>
       <w:r>
@@ -1982,7 +2518,7 @@
         <w:spacing w:after="20"/>
         <w:numPr>
           <w:ilvl w:val="0"/>
-          <w:numId w:val="30"/>
+          <w:numId w:val="36"/>
         </w:numPr>
       </w:pPr>
       <w:r>
@@ -1994,7 +2530,7 @@
         <w:spacing w:after="20"/>
         <w:numPr>
           <w:ilvl w:val="0"/>
-          <w:numId w:val="30"/>
+          <w:numId w:val="36"/>
         </w:numPr>
       </w:pPr>
       <w:r>
@@ -2006,7 +2542,7 @@
         <w:spacing w:after="20"/>
         <w:numPr>
           <w:ilvl w:val="0"/>
-          <w:numId w:val="30"/>
+          <w:numId w:val="36"/>
         </w:numPr>
       </w:pPr>
       <w:r>
@@ -2041,7 +2577,7 @@
         <w:spacing w:after="20"/>
         <w:numPr>
           <w:ilvl w:val="0"/>
-          <w:numId w:val="31"/>
+          <w:numId w:val="37"/>
         </w:numPr>
       </w:pPr>
       <w:r>
@@ -2053,7 +2589,7 @@
         <w:spacing w:after="20"/>
         <w:numPr>
           <w:ilvl w:val="0"/>
-          <w:numId w:val="31"/>
+          <w:numId w:val="37"/>
         </w:numPr>
       </w:pPr>
       <w:r>
@@ -2065,7 +2601,7 @@
         <w:spacing w:after="20"/>
         <w:numPr>
           <w:ilvl w:val="0"/>
-          <w:numId w:val="31"/>
+          <w:numId w:val="37"/>
         </w:numPr>
       </w:pPr>
       <w:r>
@@ -2286,7 +2822,7 @@
         <w:spacing w:after="20"/>
         <w:numPr>
           <w:ilvl w:val="0"/>
-          <w:numId w:val="32"/>
+          <w:numId w:val="38"/>
         </w:numPr>
       </w:pPr>
       <w:r>
@@ -2298,7 +2834,7 @@
         <w:spacing w:after="20"/>
         <w:numPr>
           <w:ilvl w:val="0"/>
-          <w:numId w:val="32"/>
+          <w:numId w:val="38"/>
         </w:numPr>
       </w:pPr>
       <w:r>
@@ -2321,7 +2857,7 @@
         <w:spacing w:after="20"/>
         <w:numPr>
           <w:ilvl w:val="0"/>
-          <w:numId w:val="33"/>
+          <w:numId w:val="39"/>
         </w:numPr>
       </w:pPr>
       <w:r>
@@ -2333,7 +2869,7 @@
         <w:spacing w:after="20"/>
         <w:numPr>
           <w:ilvl w:val="0"/>
-          <w:numId w:val="33"/>
+          <w:numId w:val="39"/>
         </w:numPr>
       </w:pPr>
       <w:r>
@@ -2345,7 +2881,7 @@
         <w:spacing w:after="20"/>
         <w:numPr>
           <w:ilvl w:val="0"/>
-          <w:numId w:val="33"/>
+          <w:numId w:val="39"/>
         </w:numPr>
       </w:pPr>
       <w:r>
@@ -2368,7 +2904,7 @@
         <w:spacing w:after="20"/>
         <w:numPr>
           <w:ilvl w:val="0"/>
-          <w:numId w:val="34"/>
+          <w:numId w:val="40"/>
         </w:numPr>
       </w:pPr>
       <w:r>
@@ -2380,7 +2916,7 @@
         <w:spacing w:after="20"/>
         <w:numPr>
           <w:ilvl w:val="0"/>
-          <w:numId w:val="34"/>
+          <w:numId w:val="40"/>
         </w:numPr>
       </w:pPr>
       <w:r>
@@ -2392,7 +2928,7 @@
         <w:spacing w:after="20"/>
         <w:numPr>
           <w:ilvl w:val="0"/>
-          <w:numId w:val="34"/>
+          <w:numId w:val="40"/>
         </w:numPr>
       </w:pPr>
       <w:r>
@@ -2427,7 +2963,7 @@
         <w:spacing w:after="20"/>
         <w:numPr>
           <w:ilvl w:val="0"/>
-          <w:numId w:val="35"/>
+          <w:numId w:val="41"/>
         </w:numPr>
       </w:pPr>
       <w:r>
@@ -2439,7 +2975,7 @@
         <w:spacing w:after="20"/>
         <w:numPr>
           <w:ilvl w:val="0"/>
-          <w:numId w:val="35"/>
+          <w:numId w:val="41"/>
         </w:numPr>
       </w:pPr>
       <w:r>
@@ -2451,7 +2987,7 @@
         <w:spacing w:after="20"/>
         <w:numPr>
           <w:ilvl w:val="0"/>
-          <w:numId w:val="35"/>
+          <w:numId w:val="41"/>
         </w:numPr>
       </w:pPr>
       <w:r>
@@ -2486,7 +3022,7 @@
         <w:spacing w:after="20"/>
         <w:numPr>
           <w:ilvl w:val="0"/>
-          <w:numId w:val="36"/>
+          <w:numId w:val="42"/>
         </w:numPr>
       </w:pPr>
       <w:r>
@@ -2498,7 +3034,7 @@
         <w:spacing w:after="20"/>
         <w:numPr>
           <w:ilvl w:val="0"/>
-          <w:numId w:val="36"/>
+          <w:numId w:val="42"/>
         </w:numPr>
       </w:pPr>
       <w:r>
@@ -2510,7 +3046,7 @@
         <w:spacing w:after="20"/>
         <w:numPr>
           <w:ilvl w:val="0"/>
-          <w:numId w:val="36"/>
+          <w:numId w:val="42"/>
         </w:numPr>
       </w:pPr>
       <w:r>
@@ -2636,7 +3172,7 @@
         <w:spacing w:after="20"/>
         <w:numPr>
           <w:ilvl w:val="0"/>
-          <w:numId w:val="37"/>
+          <w:numId w:val="43"/>
         </w:numPr>
       </w:pPr>
       <w:r>
@@ -2648,7 +3184,7 @@
         <w:spacing w:after="20"/>
         <w:numPr>
           <w:ilvl w:val="0"/>
-          <w:numId w:val="37"/>
+          <w:numId w:val="43"/>
         </w:numPr>
       </w:pPr>
       <w:r>
@@ -2671,7 +3207,7 @@
         <w:spacing w:after="20"/>
         <w:numPr>
           <w:ilvl w:val="0"/>
-          <w:numId w:val="38"/>
+          <w:numId w:val="44"/>
         </w:numPr>
       </w:pPr>
       <w:r>
@@ -2683,7 +3219,7 @@
         <w:spacing w:after="20"/>
         <w:numPr>
           <w:ilvl w:val="0"/>
-          <w:numId w:val="38"/>
+          <w:numId w:val="44"/>
         </w:numPr>
       </w:pPr>
       <w:r>
@@ -2695,7 +3231,7 @@
         <w:spacing w:after="20"/>
         <w:numPr>
           <w:ilvl w:val="0"/>
-          <w:numId w:val="38"/>
+          <w:numId w:val="44"/>
         </w:numPr>
       </w:pPr>
       <w:r>
@@ -2718,7 +3254,7 @@
         <w:spacing w:after="20"/>
         <w:numPr>
           <w:ilvl w:val="0"/>
-          <w:numId w:val="39"/>
+          <w:numId w:val="45"/>
         </w:numPr>
       </w:pPr>
       <w:r>
@@ -2730,7 +3266,7 @@
         <w:spacing w:after="20"/>
         <w:numPr>
           <w:ilvl w:val="0"/>
-          <w:numId w:val="39"/>
+          <w:numId w:val="45"/>
         </w:numPr>
       </w:pPr>
       <w:r>
@@ -2742,7 +3278,7 @@
         <w:spacing w:after="20"/>
         <w:numPr>
           <w:ilvl w:val="0"/>
-          <w:numId w:val="39"/>
+          <w:numId w:val="45"/>
         </w:numPr>
       </w:pPr>
       <w:r>
@@ -2777,7 +3313,7 @@
         <w:spacing w:after="20"/>
         <w:numPr>
           <w:ilvl w:val="0"/>
-          <w:numId w:val="40"/>
+          <w:numId w:val="46"/>
         </w:numPr>
       </w:pPr>
       <w:r>
@@ -2789,7 +3325,7 @@
         <w:spacing w:after="20"/>
         <w:numPr>
           <w:ilvl w:val="0"/>
-          <w:numId w:val="40"/>
+          <w:numId w:val="46"/>
         </w:numPr>
       </w:pPr>
       <w:r>
@@ -2801,7 +3337,7 @@
         <w:spacing w:after="20"/>
         <w:numPr>
           <w:ilvl w:val="0"/>
-          <w:numId w:val="40"/>
+          <w:numId w:val="46"/>
         </w:numPr>
       </w:pPr>
       <w:r>
@@ -2836,7 +3372,7 @@
         <w:spacing w:after="20"/>
         <w:numPr>
           <w:ilvl w:val="0"/>
-          <w:numId w:val="41"/>
+          <w:numId w:val="47"/>
         </w:numPr>
       </w:pPr>
       <w:r>
@@ -2848,7 +3384,7 @@
         <w:spacing w:after="20"/>
         <w:numPr>
           <w:ilvl w:val="0"/>
-          <w:numId w:val="41"/>
+          <w:numId w:val="47"/>
         </w:numPr>
       </w:pPr>
       <w:r>
@@ -2860,7 +3396,7 @@
         <w:spacing w:after="20"/>
         <w:numPr>
           <w:ilvl w:val="0"/>
-          <w:numId w:val="41"/>
+          <w:numId w:val="47"/>
         </w:numPr>
       </w:pPr>
       <w:r>
@@ -3105,7 +3641,7 @@
         <w:spacing w:after="20"/>
         <w:numPr>
           <w:ilvl w:val="0"/>
-          <w:numId w:val="42"/>
+          <w:numId w:val="48"/>
         </w:numPr>
       </w:pPr>
       <w:r>
@@ -3117,7 +3653,7 @@
         <w:spacing w:after="20"/>
         <w:numPr>
           <w:ilvl w:val="0"/>
-          <w:numId w:val="42"/>
+          <w:numId w:val="48"/>
         </w:numPr>
       </w:pPr>
       <w:r>
@@ -3140,7 +3676,7 @@
         <w:spacing w:after="20"/>
         <w:numPr>
           <w:ilvl w:val="0"/>
-          <w:numId w:val="43"/>
+          <w:numId w:val="49"/>
         </w:numPr>
       </w:pPr>
       <w:r>
@@ -3152,7 +3688,7 @@
         <w:spacing w:after="20"/>
         <w:numPr>
           <w:ilvl w:val="0"/>
-          <w:numId w:val="43"/>
+          <w:numId w:val="49"/>
         </w:numPr>
       </w:pPr>
       <w:r>
@@ -3164,7 +3700,7 @@
         <w:spacing w:after="20"/>
         <w:numPr>
           <w:ilvl w:val="0"/>
-          <w:numId w:val="43"/>
+          <w:numId w:val="49"/>
         </w:numPr>
       </w:pPr>
       <w:r>
@@ -3187,7 +3723,7 @@
         <w:spacing w:after="20"/>
         <w:numPr>
           <w:ilvl w:val="0"/>
-          <w:numId w:val="44"/>
+          <w:numId w:val="50"/>
         </w:numPr>
       </w:pPr>
       <w:r>
@@ -3199,7 +3735,7 @@
         <w:spacing w:after="20"/>
         <w:numPr>
           <w:ilvl w:val="0"/>
-          <w:numId w:val="44"/>
+          <w:numId w:val="50"/>
         </w:numPr>
       </w:pPr>
       <w:r>
@@ -3211,7 +3747,7 @@
         <w:spacing w:after="20"/>
         <w:numPr>
           <w:ilvl w:val="0"/>
-          <w:numId w:val="44"/>
+          <w:numId w:val="50"/>
         </w:numPr>
       </w:pPr>
       <w:r>
@@ -3246,7 +3782,7 @@
         <w:spacing w:after="20"/>
         <w:numPr>
           <w:ilvl w:val="0"/>
-          <w:numId w:val="45"/>
+          <w:numId w:val="51"/>
         </w:numPr>
       </w:pPr>
       <w:r>
@@ -3258,7 +3794,7 @@
         <w:spacing w:after="20"/>
         <w:numPr>
           <w:ilvl w:val="0"/>
-          <w:numId w:val="45"/>
+          <w:numId w:val="51"/>
         </w:numPr>
       </w:pPr>
       <w:r>
@@ -3270,7 +3806,7 @@
         <w:spacing w:after="20"/>
         <w:numPr>
           <w:ilvl w:val="0"/>
-          <w:numId w:val="45"/>
+          <w:numId w:val="51"/>
         </w:numPr>
       </w:pPr>
       <w:r>
@@ -3305,7 +3841,7 @@
         <w:spacing w:after="20"/>
         <w:numPr>
           <w:ilvl w:val="0"/>
-          <w:numId w:val="46"/>
+          <w:numId w:val="52"/>
         </w:numPr>
       </w:pPr>
       <w:r>
@@ -3317,7 +3853,7 @@
         <w:spacing w:after="20"/>
         <w:numPr>
           <w:ilvl w:val="0"/>
-          <w:numId w:val="46"/>
+          <w:numId w:val="52"/>
         </w:numPr>
       </w:pPr>
       <w:r>
@@ -3329,7 +3865,7 @@
         <w:spacing w:after="20"/>
         <w:numPr>
           <w:ilvl w:val="0"/>
-          <w:numId w:val="46"/>
+          <w:numId w:val="52"/>
         </w:numPr>
       </w:pPr>
       <w:r>
@@ -3364,7 +3900,7 @@
         <w:spacing w:after="20"/>
         <w:numPr>
           <w:ilvl w:val="0"/>
-          <w:numId w:val="47"/>
+          <w:numId w:val="53"/>
         </w:numPr>
       </w:pPr>
       <w:r>
@@ -3376,7 +3912,7 @@
         <w:spacing w:after="20"/>
         <w:numPr>
           <w:ilvl w:val="0"/>
-          <w:numId w:val="47"/>
+          <w:numId w:val="53"/>
         </w:numPr>
       </w:pPr>
       <w:r>
@@ -3388,7 +3924,7 @@
         <w:spacing w:after="20"/>
         <w:numPr>
           <w:ilvl w:val="0"/>
-          <w:numId w:val="47"/>
+          <w:numId w:val="53"/>
         </w:numPr>
       </w:pPr>
       <w:r>
@@ -3506,7 +4042,7 @@
         <w:spacing w:after="20"/>
         <w:numPr>
           <w:ilvl w:val="0"/>
-          <w:numId w:val="48"/>
+          <w:numId w:val="54"/>
         </w:numPr>
       </w:pPr>
       <w:r>
@@ -3518,7 +4054,7 @@
         <w:spacing w:after="20"/>
         <w:numPr>
           <w:ilvl w:val="0"/>
-          <w:numId w:val="48"/>
+          <w:numId w:val="54"/>
         </w:numPr>
       </w:pPr>
       <w:r>
@@ -3541,7 +4077,7 @@
         <w:spacing w:after="20"/>
         <w:numPr>
           <w:ilvl w:val="0"/>
-          <w:numId w:val="49"/>
+          <w:numId w:val="55"/>
         </w:numPr>
       </w:pPr>
       <w:r>
@@ -3553,7 +4089,7 @@
         <w:spacing w:after="20"/>
         <w:numPr>
           <w:ilvl w:val="0"/>
-          <w:numId w:val="49"/>
+          <w:numId w:val="55"/>
         </w:numPr>
       </w:pPr>
       <w:r>
@@ -3565,7 +4101,7 @@
         <w:spacing w:after="20"/>
         <w:numPr>
           <w:ilvl w:val="0"/>
-          <w:numId w:val="49"/>
+          <w:numId w:val="55"/>
         </w:numPr>
       </w:pPr>
       <w:r>
@@ -3588,7 +4124,7 @@
         <w:spacing w:after="20"/>
         <w:numPr>
           <w:ilvl w:val="0"/>
-          <w:numId w:val="50"/>
+          <w:numId w:val="56"/>
         </w:numPr>
       </w:pPr>
       <w:r>
@@ -3600,7 +4136,7 @@
         <w:spacing w:after="20"/>
         <w:numPr>
           <w:ilvl w:val="0"/>
-          <w:numId w:val="50"/>
+          <w:numId w:val="56"/>
         </w:numPr>
       </w:pPr>
       <w:r>
@@ -3612,7 +4148,7 @@
         <w:spacing w:after="20"/>
         <w:numPr>
           <w:ilvl w:val="0"/>
-          <w:numId w:val="50"/>
+          <w:numId w:val="56"/>
         </w:numPr>
       </w:pPr>
       <w:r>
@@ -3647,7 +4183,7 @@
         <w:spacing w:after="20"/>
         <w:numPr>
           <w:ilvl w:val="0"/>
-          <w:numId w:val="51"/>
+          <w:numId w:val="57"/>
         </w:numPr>
       </w:pPr>
       <w:r>
@@ -3659,7 +4195,7 @@
         <w:spacing w:after="20"/>
         <w:numPr>
           <w:ilvl w:val="0"/>
-          <w:numId w:val="51"/>
+          <w:numId w:val="57"/>
         </w:numPr>
       </w:pPr>
       <w:r>
@@ -3671,7 +4207,7 @@
         <w:spacing w:after="20"/>
         <w:numPr>
           <w:ilvl w:val="0"/>
-          <w:numId w:val="51"/>
+          <w:numId w:val="57"/>
         </w:numPr>
       </w:pPr>
       <w:r>
@@ -3908,7 +4444,7 @@
         <w:spacing w:after="20"/>
         <w:numPr>
           <w:ilvl w:val="0"/>
-          <w:numId w:val="52"/>
+          <w:numId w:val="58"/>
         </w:numPr>
       </w:pPr>
       <w:r>
@@ -3920,7 +4456,7 @@
         <w:spacing w:after="20"/>
         <w:numPr>
           <w:ilvl w:val="0"/>
-          <w:numId w:val="52"/>
+          <w:numId w:val="58"/>
         </w:numPr>
       </w:pPr>
       <w:r>
@@ -3943,7 +4479,7 @@
         <w:spacing w:after="20"/>
         <w:numPr>
           <w:ilvl w:val="0"/>
-          <w:numId w:val="53"/>
+          <w:numId w:val="59"/>
         </w:numPr>
       </w:pPr>
       <w:r>
@@ -3955,7 +4491,7 @@
         <w:spacing w:after="20"/>
         <w:numPr>
           <w:ilvl w:val="0"/>
-          <w:numId w:val="53"/>
+          <w:numId w:val="59"/>
         </w:numPr>
       </w:pPr>
       <w:r>
@@ -3967,7 +4503,7 @@
         <w:spacing w:after="20"/>
         <w:numPr>
           <w:ilvl w:val="0"/>
-          <w:numId w:val="53"/>
+          <w:numId w:val="59"/>
         </w:numPr>
       </w:pPr>
       <w:r>
@@ -3990,7 +4526,7 @@
         <w:spacing w:after="20"/>
         <w:numPr>
           <w:ilvl w:val="0"/>
-          <w:numId w:val="54"/>
+          <w:numId w:val="60"/>
         </w:numPr>
       </w:pPr>
       <w:r>
@@ -4002,7 +4538,7 @@
         <w:spacing w:after="20"/>
         <w:numPr>
           <w:ilvl w:val="0"/>
-          <w:numId w:val="54"/>
+          <w:numId w:val="60"/>
         </w:numPr>
       </w:pPr>
       <w:r>
@@ -4014,7 +4550,7 @@
         <w:spacing w:after="20"/>
         <w:numPr>
           <w:ilvl w:val="0"/>
-          <w:numId w:val="54"/>
+          <w:numId w:val="60"/>
         </w:numPr>
       </w:pPr>
       <w:r>
@@ -4037,7 +4573,7 @@
         <w:spacing w:after="20"/>
         <w:numPr>
           <w:ilvl w:val="0"/>
-          <w:numId w:val="55"/>
+          <w:numId w:val="61"/>
         </w:numPr>
       </w:pPr>
       <w:r>
@@ -4049,7 +4585,7 @@
         <w:spacing w:after="20"/>
         <w:numPr>
           <w:ilvl w:val="0"/>
-          <w:numId w:val="55"/>
+          <w:numId w:val="61"/>
         </w:numPr>
       </w:pPr>
       <w:r>
@@ -4061,7 +4597,7 @@
         <w:spacing w:after="20"/>
         <w:numPr>
           <w:ilvl w:val="0"/>
-          <w:numId w:val="55"/>
+          <w:numId w:val="61"/>
         </w:numPr>
       </w:pPr>
       <w:r>
@@ -4096,7 +4632,7 @@
         <w:spacing w:after="20"/>
         <w:numPr>
           <w:ilvl w:val="0"/>
-          <w:numId w:val="56"/>
+          <w:numId w:val="62"/>
         </w:numPr>
       </w:pPr>
       <w:r>
@@ -4108,7 +4644,7 @@
         <w:spacing w:after="20"/>
         <w:numPr>
           <w:ilvl w:val="0"/>
-          <w:numId w:val="56"/>
+          <w:numId w:val="62"/>
         </w:numPr>
       </w:pPr>
       <w:r>
@@ -4120,7 +4656,7 @@
         <w:spacing w:after="20"/>
         <w:numPr>
           <w:ilvl w:val="0"/>
-          <w:numId w:val="56"/>
+          <w:numId w:val="62"/>
         </w:numPr>
       </w:pPr>
       <w:r>
@@ -4246,7 +4782,7 @@
         <w:spacing w:after="20"/>
         <w:numPr>
           <w:ilvl w:val="0"/>
-          <w:numId w:val="57"/>
+          <w:numId w:val="63"/>
         </w:numPr>
       </w:pPr>
       <w:r>
@@ -4258,7 +4794,7 @@
         <w:spacing w:after="20"/>
         <w:numPr>
           <w:ilvl w:val="0"/>
-          <w:numId w:val="57"/>
+          <w:numId w:val="63"/>
         </w:numPr>
       </w:pPr>
       <w:r>
@@ -4281,7 +4817,7 @@
         <w:spacing w:after="20"/>
         <w:numPr>
           <w:ilvl w:val="0"/>
-          <w:numId w:val="58"/>
+          <w:numId w:val="64"/>
         </w:numPr>
       </w:pPr>
       <w:r>
@@ -4293,7 +4829,7 @@
         <w:spacing w:after="20"/>
         <w:numPr>
           <w:ilvl w:val="0"/>
-          <w:numId w:val="58"/>
+          <w:numId w:val="64"/>
         </w:numPr>
       </w:pPr>
       <w:r>
@@ -4305,7 +4841,7 @@
         <w:spacing w:after="20"/>
         <w:numPr>
           <w:ilvl w:val="0"/>
-          <w:numId w:val="58"/>
+          <w:numId w:val="64"/>
         </w:numPr>
       </w:pPr>
       <w:r>
@@ -4328,7 +4864,7 @@
         <w:spacing w:after="20"/>
         <w:numPr>
           <w:ilvl w:val="0"/>
-          <w:numId w:val="59"/>
+          <w:numId w:val="65"/>
         </w:numPr>
       </w:pPr>
       <w:r>
@@ -4340,7 +4876,7 @@
         <w:spacing w:after="20"/>
         <w:numPr>
           <w:ilvl w:val="0"/>
-          <w:numId w:val="59"/>
+          <w:numId w:val="65"/>
         </w:numPr>
       </w:pPr>
       <w:r>
@@ -4352,7 +4888,7 @@
         <w:spacing w:after="20"/>
         <w:numPr>
           <w:ilvl w:val="0"/>
-          <w:numId w:val="59"/>
+          <w:numId w:val="65"/>
         </w:numPr>
       </w:pPr>
       <w:r>
@@ -4387,7 +4923,7 @@
         <w:spacing w:after="20"/>
         <w:numPr>
           <w:ilvl w:val="0"/>
-          <w:numId w:val="60"/>
+          <w:numId w:val="66"/>
         </w:numPr>
       </w:pPr>
       <w:r>
@@ -4399,7 +4935,7 @@
         <w:spacing w:after="20"/>
         <w:numPr>
           <w:ilvl w:val="0"/>
-          <w:numId w:val="60"/>
+          <w:numId w:val="66"/>
         </w:numPr>
       </w:pPr>
       <w:r>
@@ -4411,7 +4947,7 @@
         <w:spacing w:after="20"/>
         <w:numPr>
           <w:ilvl w:val="0"/>
-          <w:numId w:val="60"/>
+          <w:numId w:val="66"/>
         </w:numPr>
       </w:pPr>
       <w:r>
@@ -4446,7 +4982,7 @@
         <w:spacing w:after="20"/>
         <w:numPr>
           <w:ilvl w:val="0"/>
-          <w:numId w:val="61"/>
+          <w:numId w:val="67"/>
         </w:numPr>
       </w:pPr>
       <w:r>
@@ -4458,7 +4994,7 @@
         <w:spacing w:after="20"/>
         <w:numPr>
           <w:ilvl w:val="0"/>
-          <w:numId w:val="61"/>
+          <w:numId w:val="67"/>
         </w:numPr>
       </w:pPr>
       <w:r>
@@ -4470,7 +5006,7 @@
         <w:spacing w:after="20"/>
         <w:numPr>
           <w:ilvl w:val="0"/>
-          <w:numId w:val="61"/>
+          <w:numId w:val="67"/>
         </w:numPr>
       </w:pPr>
       <w:r>
@@ -4723,7 +5259,7 @@
         <w:spacing w:after="20"/>
         <w:numPr>
           <w:ilvl w:val="0"/>
-          <w:numId w:val="62"/>
+          <w:numId w:val="68"/>
         </w:numPr>
       </w:pPr>
       <w:r>
@@ -4735,7 +5271,7 @@
         <w:spacing w:after="20"/>
         <w:numPr>
           <w:ilvl w:val="0"/>
-          <w:numId w:val="62"/>
+          <w:numId w:val="68"/>
         </w:numPr>
       </w:pPr>
       <w:r>
@@ -4758,7 +5294,7 @@
         <w:spacing w:after="20"/>
         <w:numPr>
           <w:ilvl w:val="0"/>
-          <w:numId w:val="63"/>
+          <w:numId w:val="69"/>
         </w:numPr>
       </w:pPr>
       <w:r>
@@ -4770,7 +5306,7 @@
         <w:spacing w:after="20"/>
         <w:numPr>
           <w:ilvl w:val="0"/>
-          <w:numId w:val="63"/>
+          <w:numId w:val="69"/>
         </w:numPr>
       </w:pPr>
       <w:r>
@@ -4782,7 +5318,7 @@
         <w:spacing w:after="20"/>
         <w:numPr>
           <w:ilvl w:val="0"/>
-          <w:numId w:val="63"/>
+          <w:numId w:val="69"/>
         </w:numPr>
       </w:pPr>
       <w:r>
@@ -4805,7 +5341,7 @@
         <w:spacing w:after="20"/>
         <w:numPr>
           <w:ilvl w:val="0"/>
-          <w:numId w:val="64"/>
+          <w:numId w:val="70"/>
         </w:numPr>
       </w:pPr>
       <w:r>
@@ -4817,7 +5353,7 @@
         <w:spacing w:after="20"/>
         <w:numPr>
           <w:ilvl w:val="0"/>
-          <w:numId w:val="64"/>
+          <w:numId w:val="70"/>
         </w:numPr>
       </w:pPr>
       <w:r>
@@ -4829,7 +5365,7 @@
         <w:spacing w:after="20"/>
         <w:numPr>
           <w:ilvl w:val="0"/>
-          <w:numId w:val="64"/>
+          <w:numId w:val="70"/>
         </w:numPr>
       </w:pPr>
       <w:r>
@@ -4864,7 +5400,7 @@
         <w:spacing w:after="20"/>
         <w:numPr>
           <w:ilvl w:val="0"/>
-          <w:numId w:val="65"/>
+          <w:numId w:val="71"/>
         </w:numPr>
       </w:pPr>
       <w:r>
@@ -4876,7 +5412,7 @@
         <w:spacing w:after="20"/>
         <w:numPr>
           <w:ilvl w:val="0"/>
-          <w:numId w:val="65"/>
+          <w:numId w:val="71"/>
         </w:numPr>
       </w:pPr>
       <w:r>
@@ -4888,7 +5424,7 @@
         <w:spacing w:after="20"/>
         <w:numPr>
           <w:ilvl w:val="0"/>
-          <w:numId w:val="65"/>
+          <w:numId w:val="71"/>
         </w:numPr>
       </w:pPr>
       <w:r>
@@ -4911,7 +5447,7 @@
         <w:spacing w:after="20"/>
         <w:numPr>
           <w:ilvl w:val="0"/>
-          <w:numId w:val="66"/>
+          <w:numId w:val="72"/>
         </w:numPr>
       </w:pPr>
       <w:r>
@@ -4923,7 +5459,7 @@
         <w:spacing w:after="20"/>
         <w:numPr>
           <w:ilvl w:val="0"/>
-          <w:numId w:val="66"/>
+          <w:numId w:val="72"/>
         </w:numPr>
       </w:pPr>
       <w:r>
@@ -4935,7 +5471,7 @@
         <w:spacing w:after="20"/>
         <w:numPr>
           <w:ilvl w:val="0"/>
-          <w:numId w:val="66"/>
+          <w:numId w:val="72"/>
         </w:numPr>
       </w:pPr>
       <w:r>
@@ -5061,7 +5597,7 @@
         <w:spacing w:after="20"/>
         <w:numPr>
           <w:ilvl w:val="0"/>
-          <w:numId w:val="67"/>
+          <w:numId w:val="73"/>
         </w:numPr>
       </w:pPr>
       <w:r>
@@ -5073,7 +5609,7 @@
         <w:spacing w:after="20"/>
         <w:numPr>
           <w:ilvl w:val="0"/>
-          <w:numId w:val="67"/>
+          <w:numId w:val="73"/>
         </w:numPr>
       </w:pPr>
       <w:r>
@@ -5096,7 +5632,7 @@
         <w:spacing w:after="20"/>
         <w:numPr>
           <w:ilvl w:val="0"/>
-          <w:numId w:val="68"/>
+          <w:numId w:val="74"/>
         </w:numPr>
       </w:pPr>
       <w:r>
@@ -5108,7 +5644,7 @@
         <w:spacing w:after="20"/>
         <w:numPr>
           <w:ilvl w:val="0"/>
-          <w:numId w:val="68"/>
+          <w:numId w:val="74"/>
         </w:numPr>
       </w:pPr>
       <w:r>
@@ -5120,7 +5656,7 @@
         <w:spacing w:after="20"/>
         <w:numPr>
           <w:ilvl w:val="0"/>
-          <w:numId w:val="68"/>
+          <w:numId w:val="74"/>
         </w:numPr>
       </w:pPr>
       <w:r>
@@ -5143,7 +5679,7 @@
         <w:spacing w:after="20"/>
         <w:numPr>
           <w:ilvl w:val="0"/>
-          <w:numId w:val="69"/>
+          <w:numId w:val="75"/>
         </w:numPr>
       </w:pPr>
       <w:r>
@@ -5155,7 +5691,7 @@
         <w:spacing w:after="20"/>
         <w:numPr>
           <w:ilvl w:val="0"/>
-          <w:numId w:val="69"/>
+          <w:numId w:val="75"/>
         </w:numPr>
       </w:pPr>
       <w:r>
@@ -5167,7 +5703,7 @@
         <w:spacing w:after="20"/>
         <w:numPr>
           <w:ilvl w:val="0"/>
-          <w:numId w:val="69"/>
+          <w:numId w:val="75"/>
         </w:numPr>
       </w:pPr>
       <w:r>
@@ -5202,7 +5738,7 @@
         <w:spacing w:after="20"/>
         <w:numPr>
           <w:ilvl w:val="0"/>
-          <w:numId w:val="70"/>
+          <w:numId w:val="76"/>
         </w:numPr>
       </w:pPr>
       <w:r>
@@ -5214,7 +5750,7 @@
         <w:spacing w:after="20"/>
         <w:numPr>
           <w:ilvl w:val="0"/>
-          <w:numId w:val="70"/>
+          <w:numId w:val="76"/>
         </w:numPr>
       </w:pPr>
       <w:r>
@@ -5226,7 +5762,7 @@
         <w:spacing w:after="20"/>
         <w:numPr>
           <w:ilvl w:val="0"/>
-          <w:numId w:val="70"/>
+          <w:numId w:val="76"/>
         </w:numPr>
       </w:pPr>
       <w:r>
@@ -5261,7 +5797,7 @@
         <w:spacing w:after="20"/>
         <w:numPr>
           <w:ilvl w:val="0"/>
-          <w:numId w:val="71"/>
+          <w:numId w:val="77"/>
         </w:numPr>
       </w:pPr>
       <w:r>
@@ -5273,7 +5809,7 @@
         <w:spacing w:after="20"/>
         <w:numPr>
           <w:ilvl w:val="0"/>
-          <w:numId w:val="71"/>
+          <w:numId w:val="77"/>
         </w:numPr>
       </w:pPr>
       <w:r>
@@ -5285,7 +5821,7 @@
         <w:spacing w:after="20"/>
         <w:numPr>
           <w:ilvl w:val="0"/>
-          <w:numId w:val="71"/>
+          <w:numId w:val="77"/>
         </w:numPr>
       </w:pPr>
       <w:r>
@@ -5538,7 +6074,7 @@
         <w:spacing w:after="20"/>
         <w:numPr>
           <w:ilvl w:val="0"/>
-          <w:numId w:val="72"/>
+          <w:numId w:val="78"/>
         </w:numPr>
       </w:pPr>
       <w:r>
@@ -5550,7 +6086,7 @@
         <w:spacing w:after="20"/>
         <w:numPr>
           <w:ilvl w:val="0"/>
-          <w:numId w:val="72"/>
+          <w:numId w:val="78"/>
         </w:numPr>
       </w:pPr>
       <w:r>
@@ -5573,7 +6109,7 @@
         <w:spacing w:after="20"/>
         <w:numPr>
           <w:ilvl w:val="0"/>
-          <w:numId w:val="73"/>
+          <w:numId w:val="79"/>
         </w:numPr>
       </w:pPr>
       <w:r>
@@ -5585,7 +6121,7 @@
         <w:spacing w:after="20"/>
         <w:numPr>
           <w:ilvl w:val="0"/>
-          <w:numId w:val="73"/>
+          <w:numId w:val="79"/>
         </w:numPr>
       </w:pPr>
       <w:r>
@@ -5597,7 +6133,7 @@
         <w:spacing w:after="20"/>
         <w:numPr>
           <w:ilvl w:val="0"/>
-          <w:numId w:val="73"/>
+          <w:numId w:val="79"/>
         </w:numPr>
       </w:pPr>
       <w:r>
@@ -5620,7 +6156,7 @@
         <w:spacing w:after="20"/>
         <w:numPr>
           <w:ilvl w:val="0"/>
-          <w:numId w:val="74"/>
+          <w:numId w:val="80"/>
         </w:numPr>
       </w:pPr>
       <w:r>
@@ -5632,7 +6168,7 @@
         <w:spacing w:after="20"/>
         <w:numPr>
           <w:ilvl w:val="0"/>
-          <w:numId w:val="74"/>
+          <w:numId w:val="80"/>
         </w:numPr>
       </w:pPr>
       <w:r>
@@ -5644,7 +6180,7 @@
         <w:spacing w:after="20"/>
         <w:numPr>
           <w:ilvl w:val="0"/>
-          <w:numId w:val="74"/>
+          <w:numId w:val="80"/>
         </w:numPr>
       </w:pPr>
       <w:r>
@@ -5679,7 +6215,7 @@
         <w:spacing w:after="20"/>
         <w:numPr>
           <w:ilvl w:val="0"/>
-          <w:numId w:val="75"/>
+          <w:numId w:val="81"/>
         </w:numPr>
       </w:pPr>
       <w:r>
@@ -5691,7 +6227,7 @@
         <w:spacing w:after="20"/>
         <w:numPr>
           <w:ilvl w:val="0"/>
-          <w:numId w:val="75"/>
+          <w:numId w:val="81"/>
         </w:numPr>
       </w:pPr>
       <w:r>
@@ -5703,7 +6239,7 @@
         <w:spacing w:after="20"/>
         <w:numPr>
           <w:ilvl w:val="0"/>
-          <w:numId w:val="75"/>
+          <w:numId w:val="81"/>
         </w:numPr>
       </w:pPr>
       <w:r>
@@ -5726,7 +6262,7 @@
         <w:spacing w:after="20"/>
         <w:numPr>
           <w:ilvl w:val="0"/>
-          <w:numId w:val="76"/>
+          <w:numId w:val="82"/>
         </w:numPr>
       </w:pPr>
       <w:r>
@@ -5738,7 +6274,7 @@
         <w:spacing w:after="20"/>
         <w:numPr>
           <w:ilvl w:val="0"/>
-          <w:numId w:val="76"/>
+          <w:numId w:val="82"/>
         </w:numPr>
       </w:pPr>
       <w:r>
@@ -5750,7 +6286,7 @@
         <w:spacing w:after="20"/>
         <w:numPr>
           <w:ilvl w:val="0"/>
-          <w:numId w:val="76"/>
+          <w:numId w:val="82"/>
         </w:numPr>
       </w:pPr>
       <w:r>
@@ -5884,7 +6420,7 @@
         <w:spacing w:after="20"/>
         <w:numPr>
           <w:ilvl w:val="0"/>
-          <w:numId w:val="77"/>
+          <w:numId w:val="83"/>
         </w:numPr>
       </w:pPr>
       <w:r>
@@ -5896,7 +6432,7 @@
         <w:spacing w:after="20"/>
         <w:numPr>
           <w:ilvl w:val="0"/>
-          <w:numId w:val="77"/>
+          <w:numId w:val="83"/>
         </w:numPr>
       </w:pPr>
       <w:r>
@@ -5919,7 +6455,7 @@
         <w:spacing w:after="20"/>
         <w:numPr>
           <w:ilvl w:val="0"/>
-          <w:numId w:val="78"/>
+          <w:numId w:val="84"/>
         </w:numPr>
       </w:pPr>
       <w:r>
@@ -5931,7 +6467,7 @@
         <w:spacing w:after="20"/>
         <w:numPr>
           <w:ilvl w:val="0"/>
-          <w:numId w:val="78"/>
+          <w:numId w:val="84"/>
         </w:numPr>
       </w:pPr>
       <w:r>
@@ -5943,7 +6479,7 @@
         <w:spacing w:after="20"/>
         <w:numPr>
           <w:ilvl w:val="0"/>
-          <w:numId w:val="78"/>
+          <w:numId w:val="84"/>
         </w:numPr>
       </w:pPr>
       <w:r>
@@ -5966,7 +6502,7 @@
         <w:spacing w:after="20"/>
         <w:numPr>
           <w:ilvl w:val="0"/>
-          <w:numId w:val="79"/>
+          <w:numId w:val="85"/>
         </w:numPr>
       </w:pPr>
       <w:r>
@@ -5978,7 +6514,7 @@
         <w:spacing w:after="20"/>
         <w:numPr>
           <w:ilvl w:val="0"/>
-          <w:numId w:val="79"/>
+          <w:numId w:val="85"/>
         </w:numPr>
       </w:pPr>
       <w:r>
@@ -5990,7 +6526,7 @@
         <w:spacing w:after="20"/>
         <w:numPr>
           <w:ilvl w:val="0"/>
-          <w:numId w:val="79"/>
+          <w:numId w:val="85"/>
         </w:numPr>
       </w:pPr>
       <w:r>
@@ -6025,7 +6561,7 @@
         <w:spacing w:after="20"/>
         <w:numPr>
           <w:ilvl w:val="0"/>
-          <w:numId w:val="80"/>
+          <w:numId w:val="86"/>
         </w:numPr>
       </w:pPr>
       <w:r>
@@ -6037,7 +6573,7 @@
         <w:spacing w:after="20"/>
         <w:numPr>
           <w:ilvl w:val="0"/>
-          <w:numId w:val="80"/>
+          <w:numId w:val="86"/>
         </w:numPr>
       </w:pPr>
       <w:r>
@@ -6049,7 +6585,7 @@
         <w:spacing w:after="20"/>
         <w:numPr>
           <w:ilvl w:val="0"/>
-          <w:numId w:val="80"/>
+          <w:numId w:val="86"/>
         </w:numPr>
       </w:pPr>
       <w:r>
@@ -6084,7 +6620,7 @@
         <w:spacing w:after="20"/>
         <w:numPr>
           <w:ilvl w:val="0"/>
-          <w:numId w:val="81"/>
+          <w:numId w:val="87"/>
         </w:numPr>
       </w:pPr>
       <w:r>
@@ -6096,7 +6632,7 @@
         <w:spacing w:after="20"/>
         <w:numPr>
           <w:ilvl w:val="0"/>
-          <w:numId w:val="81"/>
+          <w:numId w:val="87"/>
         </w:numPr>
       </w:pPr>
       <w:r>
@@ -6108,7 +6644,7 @@
         <w:spacing w:after="20"/>
         <w:numPr>
           <w:ilvl w:val="0"/>
-          <w:numId w:val="81"/>
+          <w:numId w:val="87"/>
         </w:numPr>
       </w:pPr>
       <w:r>
@@ -6824,6 +7360,42 @@
       <w:startOverride w:val="1"/>
     </w:lvlOverride>
   </w:num>
+  <w:num w:numId="82">
+    <w:abstractNumId w:val="9"/>
+    <w:lvlOverride w:ilvl="0">
+      <w:startOverride w:val="1"/>
+    </w:lvlOverride>
+  </w:num>
+  <w:num w:numId="83">
+    <w:abstractNumId w:val="9"/>
+    <w:lvlOverride w:ilvl="0">
+      <w:startOverride w:val="1"/>
+    </w:lvlOverride>
+  </w:num>
+  <w:num w:numId="84">
+    <w:abstractNumId w:val="9"/>
+    <w:lvlOverride w:ilvl="0">
+      <w:startOverride w:val="1"/>
+    </w:lvlOverride>
+  </w:num>
+  <w:num w:numId="85">
+    <w:abstractNumId w:val="9"/>
+    <w:lvlOverride w:ilvl="0">
+      <w:startOverride w:val="1"/>
+    </w:lvlOverride>
+  </w:num>
+  <w:num w:numId="86">
+    <w:abstractNumId w:val="9"/>
+    <w:lvlOverride w:ilvl="0">
+      <w:startOverride w:val="1"/>
+    </w:lvlOverride>
+  </w:num>
+  <w:num w:numId="87">
+    <w:abstractNumId w:val="9"/>
+    <w:lvlOverride w:ilvl="0">
+      <w:startOverride w:val="1"/>
+    </w:lvlOverride>
+  </w:num>
 </w:numbering>
 </file>
 
